--- a/swh/docx/024.content.docx
+++ b/swh/docx/024.content.docx
@@ -150,26 +150,6 @@
           <w:lang w:val="sw_KE" w:bidi="sw_KE"/>
         </w:rPr>
         <w:t>W</w:t>
-      </w:r>
-      <w:r>
-        <w:rPr>
-          <w:lang w:val="sw_KE" w:bidi="sw_KE"/>
-        </w:rPr>
-      </w:r>
-    </w:p>
-    <w:p>
-      <w:pPr/>
-      <w:r>
-        <w:rPr>
-          <w:lang w:val="sw_KE" w:bidi="sw_KE"/>
-        </w:rPr>
-      </w:r>
-      <w:r>
-        <w:rPr>
-          <w:i/>
-          <w:lang w:val="sw_KE" w:bidi="sw_KE"/>
-        </w:rPr>
-        <w:t>Wajibu wa Jamii: Dhambi ya Akani, Wasifu wa Ufuasi wa Yohana, Wasiwasi kwa Maskini, Watoto na Wazazi, Wayahudi na Mataifa (Wasio Wayahudi), Wenye Haki Wanateseka, Wimbo wa Kristo: Asili ya Kimungu ya Kristo, Wingu na Moto, Wokovu katika Isaya, Wokovu katika Zaburi</w:t>
       </w:r>
       <w:r>
         <w:rPr>

--- a/swh/docx/024.content.docx
+++ b/swh/docx/024.content.docx
@@ -19,7 +19,7 @@
         <w:rPr>
           <w:lang w:val="sw_KE" w:bidi="sw_KE"/>
         </w:rPr>
-        <w:t>Resource: Study Notes - Themes (Tyndale)</w:t>
+        <w:t>Resource: Tyndale Open Study Notes</w:t>
       </w:r>
       <w:r>
         <w:rPr>
@@ -112,7 +112,7 @@
         <w:rPr>
           <w:lang w:val="sw_KE" w:bidi="sw_KE"/>
         </w:rPr>
-        <w:t>Study Notes - Themes (Tyndale)</w:t>
+        <w:t>Tyndale Open Study Notes</w:t>
       </w:r>
     </w:p>
     <w:p>

--- a/swh/docx/024.content.docx
+++ b/swh/docx/024.content.docx
@@ -19,7 +19,7 @@
         <w:rPr>
           <w:lang w:val="sw_KE" w:bidi="sw_KE"/>
         </w:rPr>
-        <w:t>Resource: Tyndale Open Study Notes</w:t>
+        <w:t>Resource: Aquifer Open Study Notes (Themes)</w:t>
       </w:r>
       <w:r>
         <w:rPr>
@@ -112,7 +112,7 @@
         <w:rPr>
           <w:lang w:val="sw_KE" w:bidi="sw_KE"/>
         </w:rPr>
-        <w:t>Tyndale Open Study Notes</w:t>
+        <w:t>Aquifer Open Study Notes (Themes)</w:t>
       </w:r>
     </w:p>
     <w:p>

--- a/swh/docx/024.content.docx
+++ b/swh/docx/024.content.docx
@@ -233,108 +233,72 @@
         </w:rPr>
         <w:t>Yerusalemu ulikuwa mji wenye shughuli nyingi mapema kama miaka mia nne kabla ya wakati wa Mfalme Daudi. Waisraeli hawakuwahi kuiteka kikamilifu waliposhinda Kanaani au wakati wa Waamuzi (</w:t>
       </w:r>
-      <w:hyperlink r:id="rId13">
-        <w:r>
-          <w:rPr>
-            <w:lang w:val="sw_KE" w:bidi="sw_KE"/>
-          </w:rPr>
-          <w:rPr>
-            <w:color w:val="0000EE"/>
-            <w:u w:val="single"/>
-          </w:rPr>
-          <w:t>Yoshua 15:63</w:t>
-        </w:r>
-      </w:hyperlink>
-      <w:r>
-        <w:rPr>
-          <w:lang w:val="sw_KE" w:bidi="sw_KE"/>
-        </w:rPr>
-        <w:t xml:space="preserve">; </w:t>
-      </w:r>
-      <w:hyperlink r:id="rId14">
-        <w:r>
-          <w:rPr>
-            <w:lang w:val="sw_KE" w:bidi="sw_KE"/>
-          </w:rPr>
-          <w:rPr>
-            <w:color w:val="0000EE"/>
-            <w:u w:val="single"/>
-          </w:rPr>
-          <w:t>Waamuzi 1:8</w:t>
-        </w:r>
-      </w:hyperlink>
+      <w:r>
+        <w:rPr>
+          <w:lang w:val="sw_KE" w:bidi="sw_KE"/>
+        </w:rPr>
+        <w:t>Yoshua 15:63</w:t>
+      </w:r>
+      <w:r>
+        <w:rPr>
+          <w:lang w:val="sw_KE" w:bidi="sw_KE"/>
+        </w:rPr>
+        <w:t xml:space="preserve">; </w:t>
+      </w:r>
+      <w:r>
+        <w:rPr>
+          <w:lang w:val="sw_KE" w:bidi="sw_KE"/>
+        </w:rPr>
+        <w:t>Waamuzi 1:8</w:t>
+      </w:r>
       <w:r>
         <w:rPr>
           <w:lang w:val="sw_KE" w:bidi="sw_KE"/>
         </w:rPr>
         <w:t xml:space="preserve">, </w:t>
       </w:r>
-      <w:hyperlink r:id="rId15">
-        <w:r>
-          <w:rPr>
-            <w:lang w:val="sw_KE" w:bidi="sw_KE"/>
-          </w:rPr>
-          <w:rPr>
-            <w:color w:val="0000EE"/>
-            <w:u w:val="single"/>
-          </w:rPr>
-          <w:t>21</w:t>
-        </w:r>
-      </w:hyperlink>
+      <w:r>
+        <w:rPr>
+          <w:lang w:val="sw_KE" w:bidi="sw_KE"/>
+        </w:rPr>
+        <w:t>21</w:t>
+      </w:r>
       <w:r>
         <w:rPr>
           <w:lang w:val="sw_KE" w:bidi="sw_KE"/>
         </w:rPr>
         <w:t>). Israeli iliunda uhusiano wa amani na eneo huru la Wayebusi (</w:t>
       </w:r>
-      <w:hyperlink r:id="rId16">
-        <w:r>
-          <w:rPr>
-            <w:lang w:val="sw_KE" w:bidi="sw_KE"/>
-          </w:rPr>
-          <w:rPr>
-            <w:color w:val="0000EE"/>
-            <w:u w:val="single"/>
-          </w:rPr>
-          <w:t>Waamuzi 19:10–12</w:t>
-        </w:r>
-      </w:hyperlink>
+      <w:r>
+        <w:rPr>
+          <w:lang w:val="sw_KE" w:bidi="sw_KE"/>
+        </w:rPr>
+        <w:t>Waamuzi 19:10–12</w:t>
+      </w:r>
       <w:r>
         <w:rPr>
           <w:lang w:val="sw_KE" w:bidi="sw_KE"/>
         </w:rPr>
         <w:t>). Yerusalemu ilikuwa ngumu sana kuiteka kiasi kwamba Agano la Kale linataja wavamizi watatu tu waliofanikiwa: Daudi, Yehoashi, na Nebukadneza wa Babuloni (</w:t>
       </w:r>
-      <w:hyperlink r:id="rId17">
-        <w:r>
-          <w:rPr>
-            <w:lang w:val="sw_KE" w:bidi="sw_KE"/>
-          </w:rPr>
-          <w:rPr>
-            <w:color w:val="0000EE"/>
-            <w:u w:val="single"/>
-          </w:rPr>
-          <w:t>2 Wafalme 14:11–14</w:t>
-        </w:r>
-      </w:hyperlink>
-      <w:r>
-        <w:rPr>
-          <w:lang w:val="sw_KE" w:bidi="sw_KE"/>
-        </w:rPr>
-        <w:t xml:space="preserve">; </w:t>
-      </w:r>
-      <w:hyperlink r:id="rId18">
-        <w:r>
-          <w:rPr>
-            <w:lang w:val="sw_KE" w:bidi="sw_KE"/>
-          </w:rPr>
-          <w:rPr>
-            <w:color w:val="0000EE"/>
-            <w:u w:val="single"/>
-          </w:rPr>
-          <w:t>2 Wafalme 25:1–10</w:t>
-        </w:r>
-      </w:hyperlink>
+      <w:r>
+        <w:rPr>
+          <w:lang w:val="sw_KE" w:bidi="sw_KE"/>
+        </w:rPr>
+        <w:t>2 Wafalme 14:11–14</w:t>
+      </w:r>
+      <w:r>
+        <w:rPr>
+          <w:lang w:val="sw_KE" w:bidi="sw_KE"/>
+        </w:rPr>
+        <w:t xml:space="preserve">; </w:t>
+      </w:r>
+      <w:r>
+        <w:rPr>
+          <w:lang w:val="sw_KE" w:bidi="sw_KE"/>
+        </w:rPr>
+        <w:t>2 Wafalme 25:1–10</w:t>
+      </w:r>
       <w:r>
         <w:rPr>
           <w:lang w:val="sw_KE" w:bidi="sw_KE"/>
@@ -367,36 +331,24 @@
         </w:rPr>
         <w:t xml:space="preserve">). Aliifanya Yerusalemu kuwa mji mkuu wa kisiasa wa Israeli, na baadaye ikawa mji mkuu wa kiroho. </w:t>
       </w:r>
-      <w:hyperlink r:id="rId19">
-        <w:r>
-          <w:rPr>
-            <w:lang w:val="sw_KE" w:bidi="sw_KE"/>
-          </w:rPr>
-          <w:rPr>
-            <w:color w:val="0000EE"/>
-            <w:u w:val="single"/>
-          </w:rPr>
-          <w:t>Zaburi 48</w:t>
-        </w:r>
-      </w:hyperlink>
+      <w:r>
+        <w:rPr>
+          <w:lang w:val="sw_KE" w:bidi="sw_KE"/>
+        </w:rPr>
+        <w:t>Zaburi 48</w:t>
+      </w:r>
       <w:r>
         <w:rPr>
           <w:lang w:val="sw_KE" w:bidi="sw_KE"/>
         </w:rPr>
         <w:t xml:space="preserve"> inatoa maelezo mazuri na yenye nguvu ya Yerusalemu kama ngome. Ilikuwa na minara, kuta (ngome), na sehemu za juu zinazoweza kutetewa kwa urahisi (ngome) kwenye eneo lenye miamba. Hii ingeweza kuwapotosha wale waliokuwa wakiishi hapo kwa hisia ya uongo ya usalama au hata ibada ya sanamu. </w:t>
       </w:r>
-      <w:hyperlink r:id="rId20">
-        <w:r>
-          <w:rPr>
-            <w:lang w:val="sw_KE" w:bidi="sw_KE"/>
-          </w:rPr>
-          <w:rPr>
-            <w:color w:val="0000EE"/>
-            <w:u w:val="single"/>
-          </w:rPr>
-          <w:t>Zaburi 48:1–3</w:t>
-        </w:r>
-      </w:hyperlink>
+      <w:r>
+        <w:rPr>
+          <w:lang w:val="sw_KE" w:bidi="sw_KE"/>
+        </w:rPr>
+        <w:t>Zaburi 48:1–3</w:t>
+      </w:r>
       <w:r>
         <w:rPr>
           <w:lang w:val="sw_KE" w:bidi="sw_KE"/>
@@ -417,126 +369,84 @@
         </w:rPr>
         <w:t xml:space="preserve">Agano la Kale na Agano Jipya yote yanaita Yerusalemu "mji mtakatifu" (tazama </w:t>
       </w:r>
-      <w:hyperlink r:id="rId21">
-        <w:r>
-          <w:rPr>
-            <w:lang w:val="sw_KE" w:bidi="sw_KE"/>
-          </w:rPr>
-          <w:rPr>
-            <w:color w:val="0000EE"/>
-            <w:u w:val="single"/>
-          </w:rPr>
-          <w:t>Nehemia 11:1</w:t>
-        </w:r>
-      </w:hyperlink>
+      <w:r>
+        <w:rPr>
+          <w:lang w:val="sw_KE" w:bidi="sw_KE"/>
+        </w:rPr>
+        <w:t>Nehemia 11:1</w:t>
+      </w:r>
       <w:r>
         <w:rPr>
           <w:lang w:val="sw_KE" w:bidi="sw_KE"/>
         </w:rPr>
         <w:t xml:space="preserve">, </w:t>
       </w:r>
-      <w:hyperlink r:id="rId22">
-        <w:r>
-          <w:rPr>
-            <w:lang w:val="sw_KE" w:bidi="sw_KE"/>
-          </w:rPr>
-          <w:rPr>
-            <w:color w:val="0000EE"/>
-            <w:u w:val="single"/>
-          </w:rPr>
-          <w:t>18</w:t>
-        </w:r>
-      </w:hyperlink>
-      <w:r>
-        <w:rPr>
-          <w:lang w:val="sw_KE" w:bidi="sw_KE"/>
-        </w:rPr>
-        <w:t xml:space="preserve">; </w:t>
-      </w:r>
-      <w:hyperlink r:id="rId23">
-        <w:r>
-          <w:rPr>
-            <w:lang w:val="sw_KE" w:bidi="sw_KE"/>
-          </w:rPr>
-          <w:rPr>
-            <w:color w:val="0000EE"/>
-            <w:u w:val="single"/>
-          </w:rPr>
-          <w:t>Isaya 52:1</w:t>
-        </w:r>
-      </w:hyperlink>
-      <w:r>
-        <w:rPr>
-          <w:lang w:val="sw_KE" w:bidi="sw_KE"/>
-        </w:rPr>
-        <w:t xml:space="preserve">; </w:t>
-      </w:r>
-      <w:hyperlink r:id="rId24">
-        <w:r>
-          <w:rPr>
-            <w:lang w:val="sw_KE" w:bidi="sw_KE"/>
-          </w:rPr>
-          <w:rPr>
-            <w:color w:val="0000EE"/>
-            <w:u w:val="single"/>
-          </w:rPr>
-          <w:t>Danieli 9:24</w:t>
-        </w:r>
-      </w:hyperlink>
-      <w:r>
-        <w:rPr>
-          <w:lang w:val="sw_KE" w:bidi="sw_KE"/>
-        </w:rPr>
-        <w:t xml:space="preserve">; </w:t>
-      </w:r>
-      <w:hyperlink r:id="rId25">
-        <w:r>
-          <w:rPr>
-            <w:lang w:val="sw_KE" w:bidi="sw_KE"/>
-          </w:rPr>
-          <w:rPr>
-            <w:color w:val="0000EE"/>
-            <w:u w:val="single"/>
-          </w:rPr>
-          <w:t>Mathayo 4:5</w:t>
-        </w:r>
-      </w:hyperlink>
-      <w:r>
-        <w:rPr>
-          <w:lang w:val="sw_KE" w:bidi="sw_KE"/>
-        </w:rPr>
-        <w:t xml:space="preserve">; </w:t>
-      </w:r>
-      <w:hyperlink r:id="rId26">
-        <w:r>
-          <w:rPr>
-            <w:lang w:val="sw_KE" w:bidi="sw_KE"/>
-          </w:rPr>
-          <w:rPr>
-            <w:color w:val="0000EE"/>
-            <w:u w:val="single"/>
-          </w:rPr>
-          <w:t>27:53</w:t>
-        </w:r>
-      </w:hyperlink>
-      <w:r>
-        <w:rPr>
-          <w:lang w:val="sw_KE" w:bidi="sw_KE"/>
-        </w:rPr>
-        <w:t xml:space="preserve">; </w:t>
-      </w:r>
-      <w:hyperlink r:id="rId27">
-        <w:r>
-          <w:rPr>
-            <w:lang w:val="sw_KE" w:bidi="sw_KE"/>
-          </w:rPr>
-          <w:rPr>
-            <w:color w:val="0000EE"/>
-            <w:u w:val="single"/>
-          </w:rPr>
-          <w:t>Ufunuo 21:2</w:t>
-        </w:r>
-      </w:hyperlink>
+      <w:r>
+        <w:rPr>
+          <w:lang w:val="sw_KE" w:bidi="sw_KE"/>
+        </w:rPr>
+        <w:t>18</w:t>
+      </w:r>
+      <w:r>
+        <w:rPr>
+          <w:lang w:val="sw_KE" w:bidi="sw_KE"/>
+        </w:rPr>
+        <w:t xml:space="preserve">; </w:t>
+      </w:r>
+      <w:r>
+        <w:rPr>
+          <w:lang w:val="sw_KE" w:bidi="sw_KE"/>
+        </w:rPr>
+        <w:t>Isaya 52:1</w:t>
+      </w:r>
+      <w:r>
+        <w:rPr>
+          <w:lang w:val="sw_KE" w:bidi="sw_KE"/>
+        </w:rPr>
+        <w:t xml:space="preserve">; </w:t>
+      </w:r>
+      <w:r>
+        <w:rPr>
+          <w:lang w:val="sw_KE" w:bidi="sw_KE"/>
+        </w:rPr>
+        <w:t>Danieli 9:24</w:t>
+      </w:r>
+      <w:r>
+        <w:rPr>
+          <w:lang w:val="sw_KE" w:bidi="sw_KE"/>
+        </w:rPr>
+        <w:t xml:space="preserve">; </w:t>
+      </w:r>
+      <w:r>
+        <w:rPr>
+          <w:lang w:val="sw_KE" w:bidi="sw_KE"/>
+        </w:rPr>
+        <w:t>Mathayo 4:5</w:t>
+      </w:r>
+      <w:r>
+        <w:rPr>
+          <w:lang w:val="sw_KE" w:bidi="sw_KE"/>
+        </w:rPr>
+        <w:t xml:space="preserve">; </w:t>
+      </w:r>
+      <w:r>
+        <w:rPr>
+          <w:lang w:val="sw_KE" w:bidi="sw_KE"/>
+        </w:rPr>
+        <w:t>27:53</w:t>
+      </w:r>
+      <w:r>
+        <w:rPr>
+          <w:lang w:val="sw_KE" w:bidi="sw_KE"/>
+        </w:rPr>
+        <w:t xml:space="preserve">; </w:t>
+      </w:r>
+      <w:r>
+        <w:rPr>
+          <w:lang w:val="sw_KE" w:bidi="sw_KE"/>
+        </w:rPr>
+        <w:t>Ufunuo 21:2</w:t>
+      </w:r>
       <w:r>
         <w:rPr>
           <w:lang w:val="sw_KE" w:bidi="sw_KE"/>
@@ -557,198 +467,132 @@
         </w:rPr>
         <w:t>Pia haikuwa takatifu kwa sababu ilikuwa mji mkuu wa Israeli kwa karne nyingi. Yerusalemu ulikuwa mji mtakatifu kwa sababu Mungu aliuchagua (</w:t>
       </w:r>
-      <w:hyperlink r:id="rId28">
-        <w:r>
-          <w:rPr>
-            <w:lang w:val="sw_KE" w:bidi="sw_KE"/>
-          </w:rPr>
-          <w:rPr>
-            <w:color w:val="0000EE"/>
-            <w:u w:val="single"/>
-          </w:rPr>
-          <w:t>1 Wafalme 8:44</w:t>
-        </w:r>
-      </w:hyperlink>
+      <w:r>
+        <w:rPr>
+          <w:lang w:val="sw_KE" w:bidi="sw_KE"/>
+        </w:rPr>
+        <w:t>1 Wafalme 8:44</w:t>
+      </w:r>
       <w:r>
         <w:rPr>
           <w:lang w:val="sw_KE" w:bidi="sw_KE"/>
         </w:rPr>
         <w:t xml:space="preserve">, </w:t>
       </w:r>
-      <w:hyperlink r:id="rId29">
-        <w:r>
-          <w:rPr>
-            <w:lang w:val="sw_KE" w:bidi="sw_KE"/>
-          </w:rPr>
-          <w:rPr>
-            <w:color w:val="0000EE"/>
-            <w:u w:val="single"/>
-          </w:rPr>
-          <w:t>48</w:t>
-        </w:r>
-      </w:hyperlink>
-      <w:r>
-        <w:rPr>
-          <w:lang w:val="sw_KE" w:bidi="sw_KE"/>
-        </w:rPr>
-        <w:t xml:space="preserve">; </w:t>
-      </w:r>
-      <w:hyperlink r:id="rId30">
-        <w:r>
-          <w:rPr>
-            <w:lang w:val="sw_KE" w:bidi="sw_KE"/>
-          </w:rPr>
-          <w:rPr>
-            <w:color w:val="0000EE"/>
-            <w:u w:val="single"/>
-          </w:rPr>
-          <w:t>11:13</w:t>
-        </w:r>
-      </w:hyperlink>
+      <w:r>
+        <w:rPr>
+          <w:lang w:val="sw_KE" w:bidi="sw_KE"/>
+        </w:rPr>
+        <w:t>48</w:t>
+      </w:r>
+      <w:r>
+        <w:rPr>
+          <w:lang w:val="sw_KE" w:bidi="sw_KE"/>
+        </w:rPr>
+        <w:t xml:space="preserve">; </w:t>
+      </w:r>
+      <w:r>
+        <w:rPr>
+          <w:lang w:val="sw_KE" w:bidi="sw_KE"/>
+        </w:rPr>
+        <w:t>11:13</w:t>
+      </w:r>
       <w:r>
         <w:rPr>
           <w:lang w:val="sw_KE" w:bidi="sw_KE"/>
         </w:rPr>
         <w:t xml:space="preserve">, </w:t>
       </w:r>
-      <w:hyperlink r:id="rId31">
-        <w:r>
-          <w:rPr>
-            <w:lang w:val="sw_KE" w:bidi="sw_KE"/>
-          </w:rPr>
-          <w:rPr>
-            <w:color w:val="0000EE"/>
-            <w:u w:val="single"/>
-          </w:rPr>
-          <w:t>32</w:t>
-        </w:r>
-      </w:hyperlink>
+      <w:r>
+        <w:rPr>
+          <w:lang w:val="sw_KE" w:bidi="sw_KE"/>
+        </w:rPr>
+        <w:t>32</w:t>
+      </w:r>
       <w:r>
         <w:rPr>
           <w:lang w:val="sw_KE" w:bidi="sw_KE"/>
         </w:rPr>
         <w:t xml:space="preserve">, </w:t>
       </w:r>
-      <w:hyperlink r:id="rId32">
-        <w:r>
-          <w:rPr>
-            <w:lang w:val="sw_KE" w:bidi="sw_KE"/>
-          </w:rPr>
-          <w:rPr>
-            <w:color w:val="0000EE"/>
-            <w:u w:val="single"/>
-          </w:rPr>
-          <w:t>36</w:t>
-        </w:r>
-      </w:hyperlink>
-      <w:r>
-        <w:rPr>
-          <w:lang w:val="sw_KE" w:bidi="sw_KE"/>
-        </w:rPr>
-        <w:t xml:space="preserve">; </w:t>
-      </w:r>
-      <w:hyperlink r:id="rId33">
-        <w:r>
-          <w:rPr>
-            <w:lang w:val="sw_KE" w:bidi="sw_KE"/>
-          </w:rPr>
-          <w:rPr>
-            <w:color w:val="0000EE"/>
-            <w:u w:val="single"/>
-          </w:rPr>
-          <w:t>2 Mambo ya Nyakati 6:5</w:t>
-        </w:r>
-      </w:hyperlink>
+      <w:r>
+        <w:rPr>
+          <w:lang w:val="sw_KE" w:bidi="sw_KE"/>
+        </w:rPr>
+        <w:t>36</w:t>
+      </w:r>
+      <w:r>
+        <w:rPr>
+          <w:lang w:val="sw_KE" w:bidi="sw_KE"/>
+        </w:rPr>
+        <w:t xml:space="preserve">; </w:t>
+      </w:r>
+      <w:r>
+        <w:rPr>
+          <w:lang w:val="sw_KE" w:bidi="sw_KE"/>
+        </w:rPr>
+        <w:t>2 Mambo ya Nyakati 6:5</w:t>
+      </w:r>
       <w:r>
         <w:rPr>
           <w:lang w:val="sw_KE" w:bidi="sw_KE"/>
         </w:rPr>
         <w:t xml:space="preserve">, </w:t>
       </w:r>
-      <w:hyperlink r:id="rId34">
-        <w:r>
-          <w:rPr>
-            <w:lang w:val="sw_KE" w:bidi="sw_KE"/>
-          </w:rPr>
-          <w:rPr>
-            <w:color w:val="0000EE"/>
-            <w:u w:val="single"/>
-          </w:rPr>
-          <w:t>34</w:t>
-        </w:r>
-      </w:hyperlink>
+      <w:r>
+        <w:rPr>
+          <w:lang w:val="sw_KE" w:bidi="sw_KE"/>
+        </w:rPr>
+        <w:t>34</w:t>
+      </w:r>
       <w:r>
         <w:rPr>
           <w:lang w:val="sw_KE" w:bidi="sw_KE"/>
         </w:rPr>
         <w:t xml:space="preserve">). Kwa kuwa aliuchagua, aliweka utukufu wake na jina lake pale (tazama </w:t>
       </w:r>
-      <w:hyperlink r:id="rId35">
-        <w:r>
-          <w:rPr>
-            <w:lang w:val="sw_KE" w:bidi="sw_KE"/>
-          </w:rPr>
-          <w:rPr>
-            <w:color w:val="0000EE"/>
-            <w:u w:val="single"/>
-          </w:rPr>
-          <w:t>1 Wafalme 14:21</w:t>
-        </w:r>
-      </w:hyperlink>
-      <w:r>
-        <w:rPr>
-          <w:lang w:val="sw_KE" w:bidi="sw_KE"/>
-        </w:rPr>
-        <w:t xml:space="preserve">; </w:t>
-      </w:r>
-      <w:hyperlink r:id="rId36">
-        <w:r>
-          <w:rPr>
-            <w:lang w:val="sw_KE" w:bidi="sw_KE"/>
-          </w:rPr>
-          <w:rPr>
-            <w:color w:val="0000EE"/>
-            <w:u w:val="single"/>
-          </w:rPr>
-          <w:t>2 Mambo ya Nyakati 12:13</w:t>
-        </w:r>
-      </w:hyperlink>
-      <w:r>
-        <w:rPr>
-          <w:lang w:val="sw_KE" w:bidi="sw_KE"/>
-        </w:rPr>
-        <w:t xml:space="preserve">; </w:t>
-      </w:r>
-      <w:hyperlink r:id="rId37">
-        <w:r>
-          <w:rPr>
-            <w:lang w:val="sw_KE" w:bidi="sw_KE"/>
-          </w:rPr>
-          <w:rPr>
-            <w:color w:val="0000EE"/>
-            <w:u w:val="single"/>
-          </w:rPr>
-          <w:t>Ezekieli 8–10</w:t>
-        </w:r>
-      </w:hyperlink>
-      <w:r>
-        <w:rPr>
-          <w:lang w:val="sw_KE" w:bidi="sw_KE"/>
-        </w:rPr>
-        <w:t xml:space="preserve">; </w:t>
-      </w:r>
-      <w:hyperlink r:id="rId38">
-        <w:r>
-          <w:rPr>
-            <w:lang w:val="sw_KE" w:bidi="sw_KE"/>
-          </w:rPr>
-          <w:rPr>
-            <w:color w:val="0000EE"/>
-            <w:u w:val="single"/>
-          </w:rPr>
-          <w:t>43:1–27</w:t>
-        </w:r>
-      </w:hyperlink>
+      <w:r>
+        <w:rPr>
+          <w:lang w:val="sw_KE" w:bidi="sw_KE"/>
+        </w:rPr>
+        <w:t>1 Wafalme 14:21</w:t>
+      </w:r>
+      <w:r>
+        <w:rPr>
+          <w:lang w:val="sw_KE" w:bidi="sw_KE"/>
+        </w:rPr>
+        <w:t xml:space="preserve">; </w:t>
+      </w:r>
+      <w:r>
+        <w:rPr>
+          <w:lang w:val="sw_KE" w:bidi="sw_KE"/>
+        </w:rPr>
+        <w:t>2 Mambo ya Nyakati 12:13</w:t>
+      </w:r>
+      <w:r>
+        <w:rPr>
+          <w:lang w:val="sw_KE" w:bidi="sw_KE"/>
+        </w:rPr>
+        <w:t xml:space="preserve">; </w:t>
+      </w:r>
+      <w:r>
+        <w:rPr>
+          <w:lang w:val="sw_KE" w:bidi="sw_KE"/>
+        </w:rPr>
+        <w:t>Ezekieli 8–10</w:t>
+      </w:r>
+      <w:r>
+        <w:rPr>
+          <w:lang w:val="sw_KE" w:bidi="sw_KE"/>
+        </w:rPr>
+        <w:t xml:space="preserve">; </w:t>
+      </w:r>
+      <w:r>
+        <w:rPr>
+          <w:lang w:val="sw_KE" w:bidi="sw_KE"/>
+        </w:rPr>
+        <w:t>43:1–27</w:t>
+      </w:r>
       <w:r>
         <w:rPr>
           <w:lang w:val="sw_KE" w:bidi="sw_KE"/>
@@ -769,54 +613,36 @@
         </w:rPr>
         <w:t xml:space="preserve">Kwenye injili na kitabu cha Matendo, Yerusalemu ilibaki kuwa muhimu sana. Herode Mkuu alikuwa mfalme wa Yudea kuanzia 37–4 KK. Alipanua mji wa Yerusalemu na kuongoza miradi mikubwa ya ujenzi, ikiwa ni pamoja na hekalu. Ilikuwa bado ni kitovu cha maisha ya kiroho ya Israeli (tazama, kwa mfano, </w:t>
       </w:r>
-      <w:hyperlink r:id="rId39">
-        <w:r>
-          <w:rPr>
-            <w:lang w:val="sw_KE" w:bidi="sw_KE"/>
-          </w:rPr>
-          <w:rPr>
-            <w:color w:val="0000EE"/>
-            <w:u w:val="single"/>
-          </w:rPr>
-          <w:t>Matendo 2:46</w:t>
-        </w:r>
-      </w:hyperlink>
-      <w:r>
-        <w:rPr>
-          <w:lang w:val="sw_KE" w:bidi="sw_KE"/>
-        </w:rPr>
-        <w:t xml:space="preserve">; </w:t>
-      </w:r>
-      <w:hyperlink r:id="rId40">
-        <w:r>
-          <w:rPr>
-            <w:lang w:val="sw_KE" w:bidi="sw_KE"/>
-          </w:rPr>
-          <w:rPr>
-            <w:color w:val="0000EE"/>
-            <w:u w:val="single"/>
-          </w:rPr>
-          <w:t>3:1–26</w:t>
-        </w:r>
-      </w:hyperlink>
-      <w:r>
-        <w:rPr>
-          <w:lang w:val="sw_KE" w:bidi="sw_KE"/>
-        </w:rPr>
-        <w:t xml:space="preserve">; </w:t>
-      </w:r>
-      <w:hyperlink r:id="rId41">
-        <w:r>
-          <w:rPr>
-            <w:lang w:val="sw_KE" w:bidi="sw_KE"/>
-          </w:rPr>
-          <w:rPr>
-            <w:color w:val="0000EE"/>
-            <w:u w:val="single"/>
-          </w:rPr>
-          <w:t>5:12</w:t>
-        </w:r>
-      </w:hyperlink>
+      <w:r>
+        <w:rPr>
+          <w:lang w:val="sw_KE" w:bidi="sw_KE"/>
+        </w:rPr>
+        <w:t>Matendo 2:46</w:t>
+      </w:r>
+      <w:r>
+        <w:rPr>
+          <w:lang w:val="sw_KE" w:bidi="sw_KE"/>
+        </w:rPr>
+        <w:t xml:space="preserve">; </w:t>
+      </w:r>
+      <w:r>
+        <w:rPr>
+          <w:lang w:val="sw_KE" w:bidi="sw_KE"/>
+        </w:rPr>
+        <w:t>3:1–26</w:t>
+      </w:r>
+      <w:r>
+        <w:rPr>
+          <w:lang w:val="sw_KE" w:bidi="sw_KE"/>
+        </w:rPr>
+        <w:t xml:space="preserve">; </w:t>
+      </w:r>
+      <w:r>
+        <w:rPr>
+          <w:lang w:val="sw_KE" w:bidi="sw_KE"/>
+        </w:rPr>
+        <w:t>5:12</w:t>
+      </w:r>
       <w:r>
         <w:rPr>
           <w:lang w:val="sw_KE" w:bidi="sw_KE"/>
@@ -837,54 +663,36 @@
         </w:rPr>
         <w:t xml:space="preserve">Yesu alizungumza kwa ukali kuhusu Yerusalemu (tazama </w:t>
       </w:r>
-      <w:hyperlink r:id="rId42">
-        <w:r>
-          <w:rPr>
-            <w:lang w:val="sw_KE" w:bidi="sw_KE"/>
-          </w:rPr>
-          <w:rPr>
-            <w:color w:val="0000EE"/>
-            <w:u w:val="single"/>
-          </w:rPr>
-          <w:t>Mathayo 23:37–39</w:t>
-        </w:r>
-      </w:hyperlink>
+      <w:r>
+        <w:rPr>
+          <w:lang w:val="sw_KE" w:bidi="sw_KE"/>
+        </w:rPr>
+        <w:t>Mathayo 23:37–39</w:t>
+      </w:r>
       <w:r>
         <w:rPr>
           <w:lang w:val="sw_KE" w:bidi="sw_KE"/>
         </w:rPr>
         <w:t xml:space="preserve">). Alikuwa mkali hasa kwa viongozi wake. Hatimaye walimuua huko Yerusalemu. Yesu alionya kwamba Mungu angehukumu mji huo (tazama </w:t>
       </w:r>
-      <w:hyperlink r:id="rId43">
-        <w:r>
-          <w:rPr>
-            <w:lang w:val="sw_KE" w:bidi="sw_KE"/>
-          </w:rPr>
-          <w:rPr>
-            <w:color w:val="0000EE"/>
-            <w:u w:val="single"/>
-          </w:rPr>
-          <w:t>Marko 13:1–2</w:t>
-        </w:r>
-      </w:hyperlink>
-      <w:r>
-        <w:rPr>
-          <w:lang w:val="sw_KE" w:bidi="sw_KE"/>
-        </w:rPr>
-        <w:t xml:space="preserve">; </w:t>
-      </w:r>
-      <w:hyperlink r:id="rId44">
-        <w:r>
-          <w:rPr>
-            <w:lang w:val="sw_KE" w:bidi="sw_KE"/>
-          </w:rPr>
-          <w:rPr>
-            <w:color w:val="0000EE"/>
-            <w:u w:val="single"/>
-          </w:rPr>
-          <w:t>Luka 21:20–24</w:t>
-        </w:r>
-      </w:hyperlink>
+      <w:r>
+        <w:rPr>
+          <w:lang w:val="sw_KE" w:bidi="sw_KE"/>
+        </w:rPr>
+        <w:t>Marko 13:1–2</w:t>
+      </w:r>
+      <w:r>
+        <w:rPr>
+          <w:lang w:val="sw_KE" w:bidi="sw_KE"/>
+        </w:rPr>
+        <w:t xml:space="preserve">; </w:t>
+      </w:r>
+      <w:r>
+        <w:rPr>
+          <w:lang w:val="sw_KE" w:bidi="sw_KE"/>
+        </w:rPr>
+        <w:t>Luka 21:20–24</w:t>
+      </w:r>
       <w:r>
         <w:rPr>
           <w:lang w:val="sw_KE" w:bidi="sw_KE"/>
@@ -905,90 +713,60 @@
         </w:rPr>
         <w:t>Agano Jipya pia linaanzisha "Yerusalemu Mpya," mji wa mbinguni ulioundwa na watu watakatifu wa Mungu (</w:t>
       </w:r>
-      <w:hyperlink r:id="rId45">
-        <w:r>
-          <w:rPr>
-            <w:lang w:val="sw_KE" w:bidi="sw_KE"/>
-          </w:rPr>
-          <w:rPr>
-            <w:color w:val="0000EE"/>
-            <w:u w:val="single"/>
-          </w:rPr>
-          <w:t>Waebrania 11:10</w:t>
-        </w:r>
-      </w:hyperlink>
-      <w:r>
-        <w:rPr>
-          <w:lang w:val="sw_KE" w:bidi="sw_KE"/>
-        </w:rPr>
-        <w:t xml:space="preserve">; </w:t>
-      </w:r>
-      <w:hyperlink r:id="rId46">
-        <w:r>
-          <w:rPr>
-            <w:lang w:val="sw_KE" w:bidi="sw_KE"/>
-          </w:rPr>
-          <w:rPr>
-            <w:color w:val="0000EE"/>
-            <w:u w:val="single"/>
-          </w:rPr>
-          <w:t>Ufunuo 3:12</w:t>
-        </w:r>
-      </w:hyperlink>
-      <w:r>
-        <w:rPr>
-          <w:lang w:val="sw_KE" w:bidi="sw_KE"/>
-        </w:rPr>
-        <w:t xml:space="preserve">; </w:t>
-      </w:r>
-      <w:hyperlink r:id="rId27">
-        <w:r>
-          <w:rPr>
-            <w:lang w:val="sw_KE" w:bidi="sw_KE"/>
-          </w:rPr>
-          <w:rPr>
-            <w:color w:val="0000EE"/>
-            <w:u w:val="single"/>
-          </w:rPr>
-          <w:t>21:2</w:t>
-        </w:r>
-      </w:hyperlink>
+      <w:r>
+        <w:rPr>
+          <w:lang w:val="sw_KE" w:bidi="sw_KE"/>
+        </w:rPr>
+        <w:t>Waebrania 11:10</w:t>
+      </w:r>
+      <w:r>
+        <w:rPr>
+          <w:lang w:val="sw_KE" w:bidi="sw_KE"/>
+        </w:rPr>
+        <w:t xml:space="preserve">; </w:t>
+      </w:r>
+      <w:r>
+        <w:rPr>
+          <w:lang w:val="sw_KE" w:bidi="sw_KE"/>
+        </w:rPr>
+        <w:t>Ufunuo 3:12</w:t>
+      </w:r>
+      <w:r>
+        <w:rPr>
+          <w:lang w:val="sw_KE" w:bidi="sw_KE"/>
+        </w:rPr>
+        <w:t xml:space="preserve">; </w:t>
+      </w:r>
+      <w:r>
+        <w:rPr>
+          <w:lang w:val="sw_KE" w:bidi="sw_KE"/>
+        </w:rPr>
+        <w:t>21:2</w:t>
+      </w:r>
       <w:r>
         <w:rPr>
           <w:lang w:val="sw_KE" w:bidi="sw_KE"/>
         </w:rPr>
         <w:t xml:space="preserve">). Yerusalemu ya duniani ilikuwa mahali ambapo Mungu na utawala wake walikuwepo kwa sehemu kupitia Mfalme Daudi na warithi wake. Yerusalemu Mpya inawakilisha serikali ya Yesu Kristo, mrithi wa mwisho wa kifalme wa Daudi. Yerusalemu Mpya pia inawakilisha uwepo wa milele wa Yesu na watu wake (linganisha </w:t>
       </w:r>
-      <w:hyperlink r:id="rId47">
-        <w:r>
-          <w:rPr>
-            <w:lang w:val="sw_KE" w:bidi="sw_KE"/>
-          </w:rPr>
-          <w:rPr>
-            <w:color w:val="0000EE"/>
-            <w:u w:val="single"/>
-          </w:rPr>
-          <w:t>Yohana 1:14</w:t>
-        </w:r>
-      </w:hyperlink>
-      <w:r>
-        <w:rPr>
-          <w:lang w:val="sw_KE" w:bidi="sw_KE"/>
-        </w:rPr>
-        <w:t xml:space="preserve">; </w:t>
-      </w:r>
-      <w:hyperlink r:id="rId48">
-        <w:r>
-          <w:rPr>
-            <w:lang w:val="sw_KE" w:bidi="sw_KE"/>
-          </w:rPr>
-          <w:rPr>
-            <w:color w:val="0000EE"/>
-            <w:u w:val="single"/>
-          </w:rPr>
-          <w:t>Ufunuo 21:3</w:t>
-        </w:r>
-      </w:hyperlink>
+      <w:r>
+        <w:rPr>
+          <w:lang w:val="sw_KE" w:bidi="sw_KE"/>
+        </w:rPr>
+        <w:t>Yohana 1:14</w:t>
+      </w:r>
+      <w:r>
+        <w:rPr>
+          <w:lang w:val="sw_KE" w:bidi="sw_KE"/>
+        </w:rPr>
+        <w:t xml:space="preserve">; </w:t>
+      </w:r>
+      <w:r>
+        <w:rPr>
+          <w:lang w:val="sw_KE" w:bidi="sw_KE"/>
+        </w:rPr>
+        <w:t>Ufunuo 21:3</w:t>
+      </w:r>
       <w:r>
         <w:rPr>
           <w:lang w:val="sw_KE" w:bidi="sw_KE"/>
@@ -1018,378 +796,252 @@
           <w:lang w:val="sw_KE" w:bidi="sw_KE"/>
         </w:rPr>
       </w:r>
-      <w:hyperlink r:id="rId13">
-        <w:r>
-          <w:rPr>
-            <w:lang w:val="sw_KE" w:bidi="sw_KE"/>
-          </w:rPr>
-          <w:rPr>
-            <w:color w:val="0000EE"/>
-            <w:u w:val="single"/>
-          </w:rPr>
-          <w:t>Yoshua 15:63</w:t>
-        </w:r>
-      </w:hyperlink>
-      <w:r>
-        <w:rPr>
-          <w:lang w:val="sw_KE" w:bidi="sw_KE"/>
-        </w:rPr>
-        <w:t xml:space="preserve">; </w:t>
-      </w:r>
-      <w:hyperlink r:id="rId14">
-        <w:r>
-          <w:rPr>
-            <w:lang w:val="sw_KE" w:bidi="sw_KE"/>
-          </w:rPr>
-          <w:rPr>
-            <w:color w:val="0000EE"/>
-            <w:u w:val="single"/>
-          </w:rPr>
-          <w:t>Waamuzi 1:8</w:t>
-        </w:r>
-      </w:hyperlink>
+      <w:r>
+        <w:rPr>
+          <w:lang w:val="sw_KE" w:bidi="sw_KE"/>
+        </w:rPr>
+        <w:t>Yoshua 15:63</w:t>
+      </w:r>
+      <w:r>
+        <w:rPr>
+          <w:lang w:val="sw_KE" w:bidi="sw_KE"/>
+        </w:rPr>
+        <w:t xml:space="preserve">; </w:t>
+      </w:r>
+      <w:r>
+        <w:rPr>
+          <w:lang w:val="sw_KE" w:bidi="sw_KE"/>
+        </w:rPr>
+        <w:t>Waamuzi 1:8</w:t>
+      </w:r>
       <w:r>
         <w:rPr>
           <w:lang w:val="sw_KE" w:bidi="sw_KE"/>
         </w:rPr>
         <w:t xml:space="preserve">, </w:t>
       </w:r>
-      <w:hyperlink r:id="rId15">
-        <w:r>
-          <w:rPr>
-            <w:lang w:val="sw_KE" w:bidi="sw_KE"/>
-          </w:rPr>
-          <w:rPr>
-            <w:color w:val="0000EE"/>
-            <w:u w:val="single"/>
-          </w:rPr>
-          <w:t>21</w:t>
-        </w:r>
-      </w:hyperlink>
-      <w:r>
-        <w:rPr>
-          <w:lang w:val="sw_KE" w:bidi="sw_KE"/>
-        </w:rPr>
-        <w:t xml:space="preserve">; </w:t>
-      </w:r>
-      <w:hyperlink r:id="rId49">
-        <w:r>
-          <w:rPr>
-            <w:lang w:val="sw_KE" w:bidi="sw_KE"/>
-          </w:rPr>
-          <w:rPr>
-            <w:color w:val="0000EE"/>
-            <w:u w:val="single"/>
-          </w:rPr>
-          <w:t>2 Samweli 5:6–9</w:t>
-        </w:r>
-      </w:hyperlink>
-      <w:r>
-        <w:rPr>
-          <w:lang w:val="sw_KE" w:bidi="sw_KE"/>
-        </w:rPr>
-        <w:t xml:space="preserve">; </w:t>
-      </w:r>
-      <w:hyperlink r:id="rId50">
-        <w:r>
-          <w:rPr>
-            <w:lang w:val="sw_KE" w:bidi="sw_KE"/>
-          </w:rPr>
-          <w:rPr>
-            <w:color w:val="0000EE"/>
-            <w:u w:val="single"/>
-          </w:rPr>
-          <w:t>1 Wafalme 8:1</w:t>
-        </w:r>
-      </w:hyperlink>
-      <w:r>
-        <w:rPr>
-          <w:lang w:val="sw_KE" w:bidi="sw_KE"/>
-        </w:rPr>
-        <w:t xml:space="preserve">; </w:t>
-      </w:r>
-      <w:hyperlink r:id="rId51">
-        <w:r>
-          <w:rPr>
-            <w:lang w:val="sw_KE" w:bidi="sw_KE"/>
-          </w:rPr>
-          <w:rPr>
-            <w:color w:val="0000EE"/>
-            <w:u w:val="single"/>
-          </w:rPr>
-          <w:t>2 Wafalme 18:13–17</w:t>
-        </w:r>
-      </w:hyperlink>
-      <w:r>
-        <w:rPr>
-          <w:lang w:val="sw_KE" w:bidi="sw_KE"/>
-        </w:rPr>
-        <w:t xml:space="preserve">; </w:t>
-      </w:r>
-      <w:hyperlink r:id="rId18">
-        <w:r>
-          <w:rPr>
-            <w:lang w:val="sw_KE" w:bidi="sw_KE"/>
-          </w:rPr>
-          <w:rPr>
-            <w:color w:val="0000EE"/>
-            <w:u w:val="single"/>
-          </w:rPr>
-          <w:t>25:1–10</w:t>
-        </w:r>
-      </w:hyperlink>
-      <w:r>
-        <w:rPr>
-          <w:lang w:val="sw_KE" w:bidi="sw_KE"/>
-        </w:rPr>
-        <w:t xml:space="preserve">; </w:t>
-      </w:r>
-      <w:hyperlink r:id="rId52">
-        <w:r>
-          <w:rPr>
-            <w:lang w:val="sw_KE" w:bidi="sw_KE"/>
-          </w:rPr>
-          <w:rPr>
-            <w:color w:val="0000EE"/>
-            <w:u w:val="single"/>
-          </w:rPr>
-          <w:t>2 Mambo ya Nyakati 3:1</w:t>
-        </w:r>
-      </w:hyperlink>
-      <w:r>
-        <w:rPr>
-          <w:lang w:val="sw_KE" w:bidi="sw_KE"/>
-        </w:rPr>
-        <w:t xml:space="preserve">; </w:t>
-      </w:r>
-      <w:hyperlink r:id="rId53">
-        <w:r>
-          <w:rPr>
-            <w:lang w:val="sw_KE" w:bidi="sw_KE"/>
-          </w:rPr>
-          <w:rPr>
-            <w:color w:val="0000EE"/>
-            <w:u w:val="single"/>
-          </w:rPr>
-          <w:t>12:1–12</w:t>
-        </w:r>
-      </w:hyperlink>
-      <w:r>
-        <w:rPr>
-          <w:lang w:val="sw_KE" w:bidi="sw_KE"/>
-        </w:rPr>
-        <w:t xml:space="preserve">; </w:t>
-      </w:r>
-      <w:hyperlink r:id="rId54">
-        <w:r>
-          <w:rPr>
-            <w:lang w:val="sw_KE" w:bidi="sw_KE"/>
-          </w:rPr>
-          <w:rPr>
-            <w:color w:val="0000EE"/>
-            <w:u w:val="single"/>
-          </w:rPr>
-          <w:t>26:9</w:t>
-        </w:r>
-      </w:hyperlink>
+      <w:r>
+        <w:rPr>
+          <w:lang w:val="sw_KE" w:bidi="sw_KE"/>
+        </w:rPr>
+        <w:t>21</w:t>
+      </w:r>
+      <w:r>
+        <w:rPr>
+          <w:lang w:val="sw_KE" w:bidi="sw_KE"/>
+        </w:rPr>
+        <w:t xml:space="preserve">; </w:t>
+      </w:r>
+      <w:r>
+        <w:rPr>
+          <w:lang w:val="sw_KE" w:bidi="sw_KE"/>
+        </w:rPr>
+        <w:t>2 Samweli 5:6–9</w:t>
+      </w:r>
+      <w:r>
+        <w:rPr>
+          <w:lang w:val="sw_KE" w:bidi="sw_KE"/>
+        </w:rPr>
+        <w:t xml:space="preserve">; </w:t>
+      </w:r>
+      <w:r>
+        <w:rPr>
+          <w:lang w:val="sw_KE" w:bidi="sw_KE"/>
+        </w:rPr>
+        <w:t>1 Wafalme 8:1</w:t>
+      </w:r>
+      <w:r>
+        <w:rPr>
+          <w:lang w:val="sw_KE" w:bidi="sw_KE"/>
+        </w:rPr>
+        <w:t xml:space="preserve">; </w:t>
+      </w:r>
+      <w:r>
+        <w:rPr>
+          <w:lang w:val="sw_KE" w:bidi="sw_KE"/>
+        </w:rPr>
+        <w:t>2 Wafalme 18:13–17</w:t>
+      </w:r>
+      <w:r>
+        <w:rPr>
+          <w:lang w:val="sw_KE" w:bidi="sw_KE"/>
+        </w:rPr>
+        <w:t xml:space="preserve">; </w:t>
+      </w:r>
+      <w:r>
+        <w:rPr>
+          <w:lang w:val="sw_KE" w:bidi="sw_KE"/>
+        </w:rPr>
+        <w:t>25:1–10</w:t>
+      </w:r>
+      <w:r>
+        <w:rPr>
+          <w:lang w:val="sw_KE" w:bidi="sw_KE"/>
+        </w:rPr>
+        <w:t xml:space="preserve">; </w:t>
+      </w:r>
+      <w:r>
+        <w:rPr>
+          <w:lang w:val="sw_KE" w:bidi="sw_KE"/>
+        </w:rPr>
+        <w:t>2 Mambo ya Nyakati 3:1</w:t>
+      </w:r>
+      <w:r>
+        <w:rPr>
+          <w:lang w:val="sw_KE" w:bidi="sw_KE"/>
+        </w:rPr>
+        <w:t xml:space="preserve">; </w:t>
+      </w:r>
+      <w:r>
+        <w:rPr>
+          <w:lang w:val="sw_KE" w:bidi="sw_KE"/>
+        </w:rPr>
+        <w:t>12:1–12</w:t>
+      </w:r>
+      <w:r>
+        <w:rPr>
+          <w:lang w:val="sw_KE" w:bidi="sw_KE"/>
+        </w:rPr>
+        <w:t xml:space="preserve">; </w:t>
+      </w:r>
+      <w:r>
+        <w:rPr>
+          <w:lang w:val="sw_KE" w:bidi="sw_KE"/>
+        </w:rPr>
+        <w:t>26:9</w:t>
+      </w:r>
       <w:r>
         <w:rPr>
           <w:lang w:val="sw_KE" w:bidi="sw_KE"/>
         </w:rPr>
         <w:t xml:space="preserve">, </w:t>
       </w:r>
-      <w:hyperlink r:id="rId55">
-        <w:r>
-          <w:rPr>
-            <w:lang w:val="sw_KE" w:bidi="sw_KE"/>
-          </w:rPr>
-          <w:rPr>
-            <w:color w:val="0000EE"/>
-            <w:u w:val="single"/>
-          </w:rPr>
-          <w:t>15</w:t>
-        </w:r>
-      </w:hyperlink>
-      <w:r>
-        <w:rPr>
-          <w:lang w:val="sw_KE" w:bidi="sw_KE"/>
-        </w:rPr>
-        <w:t xml:space="preserve">; </w:t>
-      </w:r>
-      <w:hyperlink r:id="rId56">
-        <w:r>
-          <w:rPr>
-            <w:lang w:val="sw_KE" w:bidi="sw_KE"/>
-          </w:rPr>
-          <w:rPr>
-            <w:color w:val="0000EE"/>
-            <w:u w:val="single"/>
-          </w:rPr>
-          <w:t>32:1–5</w:t>
-        </w:r>
-      </w:hyperlink>
+      <w:r>
+        <w:rPr>
+          <w:lang w:val="sw_KE" w:bidi="sw_KE"/>
+        </w:rPr>
+        <w:t>15</w:t>
+      </w:r>
+      <w:r>
+        <w:rPr>
+          <w:lang w:val="sw_KE" w:bidi="sw_KE"/>
+        </w:rPr>
+        <w:t xml:space="preserve">; </w:t>
+      </w:r>
+      <w:r>
+        <w:rPr>
+          <w:lang w:val="sw_KE" w:bidi="sw_KE"/>
+        </w:rPr>
+        <w:t>32:1–5</w:t>
+      </w:r>
       <w:r>
         <w:rPr>
           <w:lang w:val="sw_KE" w:bidi="sw_KE"/>
         </w:rPr>
         <w:t xml:space="preserve">, </w:t>
       </w:r>
-      <w:hyperlink r:id="rId57">
-        <w:r>
-          <w:rPr>
-            <w:lang w:val="sw_KE" w:bidi="sw_KE"/>
-          </w:rPr>
-          <w:rPr>
-            <w:color w:val="0000EE"/>
-            <w:u w:val="single"/>
-          </w:rPr>
-          <w:t>27–30</w:t>
-        </w:r>
-      </w:hyperlink>
-      <w:r>
-        <w:rPr>
-          <w:lang w:val="sw_KE" w:bidi="sw_KE"/>
-        </w:rPr>
-        <w:t xml:space="preserve">; </w:t>
-      </w:r>
-      <w:hyperlink r:id="rId58">
-        <w:r>
-          <w:rPr>
-            <w:lang w:val="sw_KE" w:bidi="sw_KE"/>
-          </w:rPr>
-          <w:rPr>
-            <w:color w:val="0000EE"/>
-            <w:u w:val="single"/>
-          </w:rPr>
-          <w:t>Ezra 1:1–6</w:t>
-        </w:r>
-      </w:hyperlink>
-      <w:r>
-        <w:rPr>
-          <w:lang w:val="sw_KE" w:bidi="sw_KE"/>
-        </w:rPr>
-        <w:t xml:space="preserve">; </w:t>
-      </w:r>
-      <w:hyperlink r:id="rId59">
-        <w:r>
-          <w:rPr>
-            <w:lang w:val="sw_KE" w:bidi="sw_KE"/>
-          </w:rPr>
-          <w:rPr>
-            <w:color w:val="0000EE"/>
-            <w:u w:val="single"/>
-          </w:rPr>
-          <w:t>Nehemia 1:1–6:19</w:t>
-        </w:r>
-      </w:hyperlink>
-      <w:r>
-        <w:rPr>
-          <w:lang w:val="sw_KE" w:bidi="sw_KE"/>
-        </w:rPr>
-        <w:t xml:space="preserve">; </w:t>
-      </w:r>
-      <w:hyperlink r:id="rId20">
-        <w:r>
-          <w:rPr>
-            <w:lang w:val="sw_KE" w:bidi="sw_KE"/>
-          </w:rPr>
-          <w:rPr>
-            <w:color w:val="0000EE"/>
-            <w:u w:val="single"/>
-          </w:rPr>
-          <w:t>Zaburi 48:1–3</w:t>
-        </w:r>
-      </w:hyperlink>
-      <w:r>
-        <w:rPr>
-          <w:lang w:val="sw_KE" w:bidi="sw_KE"/>
-        </w:rPr>
-        <w:t xml:space="preserve">; </w:t>
-      </w:r>
-      <w:hyperlink r:id="rId60">
-        <w:r>
-          <w:rPr>
-            <w:lang w:val="sw_KE" w:bidi="sw_KE"/>
-          </w:rPr>
-          <w:rPr>
-            <w:color w:val="0000EE"/>
-            <w:u w:val="single"/>
-          </w:rPr>
-          <w:t>125:2</w:t>
-        </w:r>
-      </w:hyperlink>
-      <w:r>
-        <w:rPr>
-          <w:lang w:val="sw_KE" w:bidi="sw_KE"/>
-        </w:rPr>
-        <w:t xml:space="preserve">; </w:t>
-      </w:r>
-      <w:hyperlink r:id="rId61">
-        <w:r>
-          <w:rPr>
-            <w:lang w:val="sw_KE" w:bidi="sw_KE"/>
-          </w:rPr>
-          <w:rPr>
-            <w:color w:val="0000EE"/>
-            <w:u w:val="single"/>
-          </w:rPr>
-          <w:t>Isaya 14:32</w:t>
-        </w:r>
-      </w:hyperlink>
-      <w:r>
-        <w:rPr>
-          <w:lang w:val="sw_KE" w:bidi="sw_KE"/>
-        </w:rPr>
-        <w:t xml:space="preserve">; </w:t>
-      </w:r>
-      <w:hyperlink r:id="rId62">
-        <w:r>
-          <w:rPr>
-            <w:lang w:val="sw_KE" w:bidi="sw_KE"/>
-          </w:rPr>
-          <w:rPr>
-            <w:color w:val="0000EE"/>
-            <w:u w:val="single"/>
-          </w:rPr>
-          <w:t>52:1–3</w:t>
-        </w:r>
-      </w:hyperlink>
-      <w:r>
-        <w:rPr>
-          <w:lang w:val="sw_KE" w:bidi="sw_KE"/>
-        </w:rPr>
-        <w:t xml:space="preserve">; </w:t>
-      </w:r>
-      <w:hyperlink r:id="rId63">
-        <w:r>
-          <w:rPr>
-            <w:lang w:val="sw_KE" w:bidi="sw_KE"/>
-          </w:rPr>
-          <w:rPr>
-            <w:color w:val="0000EE"/>
-            <w:u w:val="single"/>
-          </w:rPr>
-          <w:t>Wagalatia 4:25–26</w:t>
-        </w:r>
-      </w:hyperlink>
-      <w:r>
-        <w:rPr>
-          <w:lang w:val="sw_KE" w:bidi="sw_KE"/>
-        </w:rPr>
-        <w:t xml:space="preserve">; </w:t>
-      </w:r>
-      <w:hyperlink r:id="rId64">
-        <w:r>
-          <w:rPr>
-            <w:lang w:val="sw_KE" w:bidi="sw_KE"/>
-          </w:rPr>
-          <w:rPr>
-            <w:color w:val="0000EE"/>
-            <w:u w:val="single"/>
-          </w:rPr>
-          <w:t>Waebrania 12:22–24</w:t>
-        </w:r>
-      </w:hyperlink>
+      <w:r>
+        <w:rPr>
+          <w:lang w:val="sw_KE" w:bidi="sw_KE"/>
+        </w:rPr>
+        <w:t>27–30</w:t>
+      </w:r>
+      <w:r>
+        <w:rPr>
+          <w:lang w:val="sw_KE" w:bidi="sw_KE"/>
+        </w:rPr>
+        <w:t xml:space="preserve">; </w:t>
+      </w:r>
+      <w:r>
+        <w:rPr>
+          <w:lang w:val="sw_KE" w:bidi="sw_KE"/>
+        </w:rPr>
+        <w:t>Ezra 1:1–6</w:t>
+      </w:r>
+      <w:r>
+        <w:rPr>
+          <w:lang w:val="sw_KE" w:bidi="sw_KE"/>
+        </w:rPr>
+        <w:t xml:space="preserve">; </w:t>
+      </w:r>
+      <w:r>
+        <w:rPr>
+          <w:lang w:val="sw_KE" w:bidi="sw_KE"/>
+        </w:rPr>
+        <w:t>Nehemia 1:1–6:19</w:t>
+      </w:r>
+      <w:r>
+        <w:rPr>
+          <w:lang w:val="sw_KE" w:bidi="sw_KE"/>
+        </w:rPr>
+        <w:t xml:space="preserve">; </w:t>
+      </w:r>
+      <w:r>
+        <w:rPr>
+          <w:lang w:val="sw_KE" w:bidi="sw_KE"/>
+        </w:rPr>
+        <w:t>Zaburi 48:1–3</w:t>
+      </w:r>
+      <w:r>
+        <w:rPr>
+          <w:lang w:val="sw_KE" w:bidi="sw_KE"/>
+        </w:rPr>
+        <w:t xml:space="preserve">; </w:t>
+      </w:r>
+      <w:r>
+        <w:rPr>
+          <w:lang w:val="sw_KE" w:bidi="sw_KE"/>
+        </w:rPr>
+        <w:t>125:2</w:t>
+      </w:r>
+      <w:r>
+        <w:rPr>
+          <w:lang w:val="sw_KE" w:bidi="sw_KE"/>
+        </w:rPr>
+        <w:t xml:space="preserve">; </w:t>
+      </w:r>
+      <w:r>
+        <w:rPr>
+          <w:lang w:val="sw_KE" w:bidi="sw_KE"/>
+        </w:rPr>
+        <w:t>Isaya 14:32</w:t>
+      </w:r>
+      <w:r>
+        <w:rPr>
+          <w:lang w:val="sw_KE" w:bidi="sw_KE"/>
+        </w:rPr>
+        <w:t xml:space="preserve">; </w:t>
+      </w:r>
+      <w:r>
+        <w:rPr>
+          <w:lang w:val="sw_KE" w:bidi="sw_KE"/>
+        </w:rPr>
+        <w:t>52:1–3</w:t>
+      </w:r>
+      <w:r>
+        <w:rPr>
+          <w:lang w:val="sw_KE" w:bidi="sw_KE"/>
+        </w:rPr>
+        <w:t xml:space="preserve">; </w:t>
+      </w:r>
+      <w:r>
+        <w:rPr>
+          <w:lang w:val="sw_KE" w:bidi="sw_KE"/>
+        </w:rPr>
+        <w:t>Wagalatia 4:25–26</w:t>
+      </w:r>
+      <w:r>
+        <w:rPr>
+          <w:lang w:val="sw_KE" w:bidi="sw_KE"/>
+        </w:rPr>
+        <w:t xml:space="preserve">; </w:t>
+      </w:r>
+      <w:r>
+        <w:rPr>
+          <w:lang w:val="sw_KE" w:bidi="sw_KE"/>
+        </w:rPr>
+        <w:t>Waebrania 12:22–24</w:t>
+      </w:r>
       <w:r>
         <w:rPr>
           <w:lang w:val="sw_KE" w:bidi="sw_KE"/>
@@ -1438,18 +1090,12 @@
         </w:rPr>
         <w:t>Shetani ni wakala binafsi wa dhambi na uovu ambaye alimpinga Yesu (</w:t>
       </w:r>
-      <w:hyperlink r:id="rId65">
-        <w:r>
-          <w:rPr>
-            <w:lang w:val="sw_KE" w:bidi="sw_KE"/>
-          </w:rPr>
-          <w:rPr>
-            <w:color w:val="0000EE"/>
-            <w:u w:val="single"/>
-          </w:rPr>
-          <w:t>Mathayo 4:1–11</w:t>
-        </w:r>
-      </w:hyperlink>
+      <w:r>
+        <w:rPr>
+          <w:lang w:val="sw_KE" w:bidi="sw_KE"/>
+        </w:rPr>
+        <w:t>Mathayo 4:1–11</w:t>
+      </w:r>
       <w:r>
         <w:rPr>
           <w:lang w:val="sw_KE" w:bidi="sw_KE"/>
@@ -1514,18 +1160,12 @@
         </w:rPr>
         <w:t xml:space="preserve"> (</w:t>
       </w:r>
-      <w:hyperlink r:id="rId66">
-        <w:r>
-          <w:rPr>
-            <w:lang w:val="sw_KE" w:bidi="sw_KE"/>
-          </w:rPr>
-          <w:rPr>
-            <w:color w:val="0000EE"/>
-            <w:u w:val="single"/>
-          </w:rPr>
-          <w:t>4:10</w:t>
-        </w:r>
-      </w:hyperlink>
+      <w:r>
+        <w:rPr>
+          <w:lang w:val="sw_KE" w:bidi="sw_KE"/>
+        </w:rPr>
+        <w:t>4:10</w:t>
+      </w:r>
       <w:r>
         <w:rPr>
           <w:lang w:val="sw_KE" w:bidi="sw_KE"/>
@@ -1550,36 +1190,24 @@
         </w:rPr>
         <w:t>“Shetani” (</w:t>
       </w:r>
-      <w:hyperlink r:id="rId65">
-        <w:r>
-          <w:rPr>
-            <w:lang w:val="sw_KE" w:bidi="sw_KE"/>
-          </w:rPr>
-          <w:rPr>
-            <w:color w:val="0000EE"/>
-            <w:u w:val="single"/>
-          </w:rPr>
-          <w:t>4:1–11</w:t>
-        </w:r>
-      </w:hyperlink>
-      <w:r>
-        <w:rPr>
-          <w:lang w:val="sw_KE" w:bidi="sw_KE"/>
-        </w:rPr>
-        <w:t xml:space="preserve">; </w:t>
-      </w:r>
-      <w:hyperlink r:id="rId67">
-        <w:r>
-          <w:rPr>
-            <w:lang w:val="sw_KE" w:bidi="sw_KE"/>
-          </w:rPr>
-          <w:rPr>
-            <w:color w:val="0000EE"/>
-            <w:u w:val="single"/>
-          </w:rPr>
-          <w:t>13:39</w:t>
-        </w:r>
-      </w:hyperlink>
+      <w:r>
+        <w:rPr>
+          <w:lang w:val="sw_KE" w:bidi="sw_KE"/>
+        </w:rPr>
+        <w:t>4:1–11</w:t>
+      </w:r>
+      <w:r>
+        <w:rPr>
+          <w:lang w:val="sw_KE" w:bidi="sw_KE"/>
+        </w:rPr>
+        <w:t xml:space="preserve">; </w:t>
+      </w:r>
+      <w:r>
+        <w:rPr>
+          <w:lang w:val="sw_KE" w:bidi="sw_KE"/>
+        </w:rPr>
+        <w:t>13:39</w:t>
+      </w:r>
       <w:r>
         <w:rPr>
           <w:lang w:val="sw_KE" w:bidi="sw_KE"/>
@@ -1604,18 +1232,12 @@
         </w:rPr>
         <w:t>"Mjaribu" (</w:t>
       </w:r>
-      <w:hyperlink r:id="rId68">
-        <w:r>
-          <w:rPr>
-            <w:lang w:val="sw_KE" w:bidi="sw_KE"/>
-          </w:rPr>
-          <w:rPr>
-            <w:color w:val="0000EE"/>
-            <w:u w:val="single"/>
-          </w:rPr>
-          <w:t>4:3</w:t>
-        </w:r>
-      </w:hyperlink>
+      <w:r>
+        <w:rPr>
+          <w:lang w:val="sw_KE" w:bidi="sw_KE"/>
+        </w:rPr>
+        <w:t>4:3</w:t>
+      </w:r>
       <w:r>
         <w:rPr>
           <w:lang w:val="sw_KE" w:bidi="sw_KE"/>
@@ -1640,18 +1262,12 @@
         </w:rPr>
         <w:t>"mfalme wa mapepo" (</w:t>
       </w:r>
-      <w:hyperlink r:id="rId69">
-        <w:r>
-          <w:rPr>
-            <w:lang w:val="sw_KE" w:bidi="sw_KE"/>
-          </w:rPr>
-          <w:rPr>
-            <w:color w:val="0000EE"/>
-            <w:u w:val="single"/>
-          </w:rPr>
-          <w:t>9:34</w:t>
-        </w:r>
-      </w:hyperlink>
+      <w:r>
+        <w:rPr>
+          <w:lang w:val="sw_KE" w:bidi="sw_KE"/>
+        </w:rPr>
+        <w:t>9:34</w:t>
+      </w:r>
       <w:r>
         <w:rPr>
           <w:lang w:val="sw_KE" w:bidi="sw_KE"/>
@@ -1676,18 +1292,12 @@
         </w:rPr>
         <w:t>“Beelzebuli” (</w:t>
       </w:r>
-      <w:hyperlink r:id="rId70">
-        <w:r>
-          <w:rPr>
-            <w:lang w:val="sw_KE" w:bidi="sw_KE"/>
-          </w:rPr>
-          <w:rPr>
-            <w:color w:val="0000EE"/>
-            <w:u w:val="single"/>
-          </w:rPr>
-          <w:t>12:24</w:t>
-        </w:r>
-      </w:hyperlink>
+      <w:r>
+        <w:rPr>
+          <w:lang w:val="sw_KE" w:bidi="sw_KE"/>
+        </w:rPr>
+        <w:t>12:24</w:t>
+      </w:r>
       <w:r>
         <w:rPr>
           <w:lang w:val="sw_KE" w:bidi="sw_KE"/>
@@ -1712,36 +1322,24 @@
         </w:rPr>
         <w:t>“mwenye uovu” (</w:t>
       </w:r>
-      <w:hyperlink r:id="rId71">
-        <w:r>
-          <w:rPr>
-            <w:lang w:val="sw_KE" w:bidi="sw_KE"/>
-          </w:rPr>
-          <w:rPr>
-            <w:color w:val="0000EE"/>
-            <w:u w:val="single"/>
-          </w:rPr>
-          <w:t>6:13</w:t>
-        </w:r>
-      </w:hyperlink>
-      <w:r>
-        <w:rPr>
-          <w:lang w:val="sw_KE" w:bidi="sw_KE"/>
-        </w:rPr>
-        <w:t xml:space="preserve">; </w:t>
-      </w:r>
-      <w:hyperlink r:id="rId72">
-        <w:r>
-          <w:rPr>
-            <w:lang w:val="sw_KE" w:bidi="sw_KE"/>
-          </w:rPr>
-          <w:rPr>
-            <w:color w:val="0000EE"/>
-            <w:u w:val="single"/>
-          </w:rPr>
-          <w:t>13:19</w:t>
-        </w:r>
-      </w:hyperlink>
+      <w:r>
+        <w:rPr>
+          <w:lang w:val="sw_KE" w:bidi="sw_KE"/>
+        </w:rPr>
+        <w:t>6:13</w:t>
+      </w:r>
+      <w:r>
+        <w:rPr>
+          <w:lang w:val="sw_KE" w:bidi="sw_KE"/>
+        </w:rPr>
+        <w:t xml:space="preserve">; </w:t>
+      </w:r>
+      <w:r>
+        <w:rPr>
+          <w:lang w:val="sw_KE" w:bidi="sw_KE"/>
+        </w:rPr>
+        <w:t>13:19</w:t>
+      </w:r>
       <w:r>
         <w:rPr>
           <w:lang w:val="sw_KE" w:bidi="sw_KE"/>
@@ -1766,18 +1364,12 @@
         </w:rPr>
         <w:t>“Adui” (</w:t>
       </w:r>
-      <w:hyperlink r:id="rId67">
-        <w:r>
-          <w:rPr>
-            <w:lang w:val="sw_KE" w:bidi="sw_KE"/>
-          </w:rPr>
-          <w:rPr>
-            <w:color w:val="0000EE"/>
-            <w:u w:val="single"/>
-          </w:rPr>
-          <w:t>13:39</w:t>
-        </w:r>
-      </w:hyperlink>
+      <w:r>
+        <w:rPr>
+          <w:lang w:val="sw_KE" w:bidi="sw_KE"/>
+        </w:rPr>
+        <w:t>13:39</w:t>
+      </w:r>
       <w:r>
         <w:rPr>
           <w:lang w:val="sw_KE" w:bidi="sw_KE"/>
@@ -1798,162 +1390,108 @@
         </w:rPr>
         <w:t xml:space="preserve">Ujumbe wa Yesu wa kutangaza na kuleta ufalme wa Mungu duniani ulisababisha migogoro na majeshi ya Shetani. Hii ilihusisha kuondoa pepo waliokuwa wakiwamiliki watu (kufukuza pepo) (tazama </w:t>
       </w:r>
-      <w:hyperlink r:id="rId73">
-        <w:r>
-          <w:rPr>
-            <w:lang w:val="sw_KE" w:bidi="sw_KE"/>
-          </w:rPr>
-          <w:rPr>
-            <w:color w:val="0000EE"/>
-            <w:u w:val="single"/>
-          </w:rPr>
-          <w:t>Mathayo 8:16–17</w:t>
-        </w:r>
-      </w:hyperlink>
-      <w:r>
-        <w:rPr>
-          <w:lang w:val="sw_KE" w:bidi="sw_KE"/>
-        </w:rPr>
-        <w:t xml:space="preserve">; </w:t>
-      </w:r>
-      <w:hyperlink r:id="rId74">
-        <w:r>
-          <w:rPr>
-            <w:lang w:val="sw_KE" w:bidi="sw_KE"/>
-          </w:rPr>
-          <w:rPr>
-            <w:color w:val="0000EE"/>
-            <w:u w:val="single"/>
-          </w:rPr>
-          <w:t>9:32–34</w:t>
-        </w:r>
-      </w:hyperlink>
-      <w:r>
-        <w:rPr>
-          <w:lang w:val="sw_KE" w:bidi="sw_KE"/>
-        </w:rPr>
-        <w:t xml:space="preserve">; </w:t>
-      </w:r>
-      <w:hyperlink r:id="rId75">
-        <w:r>
-          <w:rPr>
-            <w:lang w:val="sw_KE" w:bidi="sw_KE"/>
-          </w:rPr>
-          <w:rPr>
-            <w:color w:val="0000EE"/>
-            <w:u w:val="single"/>
-          </w:rPr>
-          <w:t>10:1</w:t>
-        </w:r>
-      </w:hyperlink>
+      <w:r>
+        <w:rPr>
+          <w:lang w:val="sw_KE" w:bidi="sw_KE"/>
+        </w:rPr>
+        <w:t>Mathayo 8:16–17</w:t>
+      </w:r>
+      <w:r>
+        <w:rPr>
+          <w:lang w:val="sw_KE" w:bidi="sw_KE"/>
+        </w:rPr>
+        <w:t xml:space="preserve">; </w:t>
+      </w:r>
+      <w:r>
+        <w:rPr>
+          <w:lang w:val="sw_KE" w:bidi="sw_KE"/>
+        </w:rPr>
+        <w:t>9:32–34</w:t>
+      </w:r>
+      <w:r>
+        <w:rPr>
+          <w:lang w:val="sw_KE" w:bidi="sw_KE"/>
+        </w:rPr>
+        <w:t xml:space="preserve">; </w:t>
+      </w:r>
+      <w:r>
+        <w:rPr>
+          <w:lang w:val="sw_KE" w:bidi="sw_KE"/>
+        </w:rPr>
+        <w:t>10:1</w:t>
+      </w:r>
       <w:r>
         <w:rPr>
           <w:lang w:val="sw_KE" w:bidi="sw_KE"/>
         </w:rPr>
         <w:t xml:space="preserve">, </w:t>
       </w:r>
-      <w:hyperlink r:id="rId76">
-        <w:r>
-          <w:rPr>
-            <w:lang w:val="sw_KE" w:bidi="sw_KE"/>
-          </w:rPr>
-          <w:rPr>
-            <w:color w:val="0000EE"/>
-            <w:u w:val="single"/>
-          </w:rPr>
-          <w:t>7–8</w:t>
-        </w:r>
-      </w:hyperlink>
-      <w:r>
-        <w:rPr>
-          <w:lang w:val="sw_KE" w:bidi="sw_KE"/>
-        </w:rPr>
-        <w:t xml:space="preserve">; </w:t>
-      </w:r>
-      <w:hyperlink r:id="rId77">
-        <w:r>
-          <w:rPr>
-            <w:lang w:val="sw_KE" w:bidi="sw_KE"/>
-          </w:rPr>
-          <w:rPr>
-            <w:color w:val="0000EE"/>
-            <w:u w:val="single"/>
-          </w:rPr>
-          <w:t>12:22–29</w:t>
-        </w:r>
-      </w:hyperlink>
-      <w:r>
-        <w:rPr>
-          <w:lang w:val="sw_KE" w:bidi="sw_KE"/>
-        </w:rPr>
-        <w:t xml:space="preserve">; </w:t>
-      </w:r>
-      <w:hyperlink r:id="rId78">
-        <w:r>
-          <w:rPr>
-            <w:lang w:val="sw_KE" w:bidi="sw_KE"/>
-          </w:rPr>
-          <w:rPr>
-            <w:color w:val="0000EE"/>
-            <w:u w:val="single"/>
-          </w:rPr>
-          <w:t>Marko 5:1–20</w:t>
-        </w:r>
-      </w:hyperlink>
+      <w:r>
+        <w:rPr>
+          <w:lang w:val="sw_KE" w:bidi="sw_KE"/>
+        </w:rPr>
+        <w:t>7–8</w:t>
+      </w:r>
+      <w:r>
+        <w:rPr>
+          <w:lang w:val="sw_KE" w:bidi="sw_KE"/>
+        </w:rPr>
+        <w:t xml:space="preserve">; </w:t>
+      </w:r>
+      <w:r>
+        <w:rPr>
+          <w:lang w:val="sw_KE" w:bidi="sw_KE"/>
+        </w:rPr>
+        <w:t>12:22–29</w:t>
+      </w:r>
+      <w:r>
+        <w:rPr>
+          <w:lang w:val="sw_KE" w:bidi="sw_KE"/>
+        </w:rPr>
+        <w:t xml:space="preserve">; </w:t>
+      </w:r>
+      <w:r>
+        <w:rPr>
+          <w:lang w:val="sw_KE" w:bidi="sw_KE"/>
+        </w:rPr>
+        <w:t>Marko 5:1–20</w:t>
+      </w:r>
       <w:r>
         <w:rPr>
           <w:lang w:val="sw_KE" w:bidi="sw_KE"/>
         </w:rPr>
         <w:t>). Mathayo anabainisha kwamba Shetani ana nguvu juu ya falme (</w:t>
       </w:r>
-      <w:hyperlink r:id="rId79">
-        <w:r>
-          <w:rPr>
-            <w:lang w:val="sw_KE" w:bidi="sw_KE"/>
-          </w:rPr>
-          <w:rPr>
-            <w:color w:val="0000EE"/>
-            <w:u w:val="single"/>
-          </w:rPr>
-          <w:t>Mathayo 4:8–9</w:t>
-        </w:r>
-      </w:hyperlink>
-      <w:r>
-        <w:rPr>
-          <w:lang w:val="sw_KE" w:bidi="sw_KE"/>
-        </w:rPr>
-        <w:t xml:space="preserve">; </w:t>
-      </w:r>
-      <w:hyperlink r:id="rId80">
-        <w:r>
-          <w:rPr>
-            <w:lang w:val="sw_KE" w:bidi="sw_KE"/>
-          </w:rPr>
-          <w:rPr>
-            <w:color w:val="0000EE"/>
-            <w:u w:val="single"/>
-          </w:rPr>
-          <w:t>12:26</w:t>
-        </w:r>
-      </w:hyperlink>
+      <w:r>
+        <w:rPr>
+          <w:lang w:val="sw_KE" w:bidi="sw_KE"/>
+        </w:rPr>
+        <w:t>Mathayo 4:8–9</w:t>
+      </w:r>
+      <w:r>
+        <w:rPr>
+          <w:lang w:val="sw_KE" w:bidi="sw_KE"/>
+        </w:rPr>
+        <w:t xml:space="preserve">; </w:t>
+      </w:r>
+      <w:r>
+        <w:rPr>
+          <w:lang w:val="sw_KE" w:bidi="sw_KE"/>
+        </w:rPr>
+        <w:t>12:26</w:t>
+      </w:r>
       <w:r>
         <w:rPr>
           <w:lang w:val="sw_KE" w:bidi="sw_KE"/>
         </w:rPr>
         <w:t>). Pia anaamuru malaika (</w:t>
       </w:r>
-      <w:hyperlink r:id="rId81">
-        <w:r>
-          <w:rPr>
-            <w:lang w:val="sw_KE" w:bidi="sw_KE"/>
-          </w:rPr>
-          <w:rPr>
-            <w:color w:val="0000EE"/>
-            <w:u w:val="single"/>
-          </w:rPr>
-          <w:t>25:41</w:t>
-        </w:r>
-      </w:hyperlink>
+      <w:r>
+        <w:rPr>
+          <w:lang w:val="sw_KE" w:bidi="sw_KE"/>
+        </w:rPr>
+        <w:t>25:41</w:t>
+      </w:r>
       <w:r>
         <w:rPr>
           <w:lang w:val="sw_KE" w:bidi="sw_KE"/>
@@ -1974,144 +1512,96 @@
         </w:rPr>
         <w:t>Njia kuu ya Shetani ya kusababisha madhara ni kupitia majaribu. Kusudi lake ni kuwafanya watu wasimtii Mungu (</w:t>
       </w:r>
-      <w:hyperlink r:id="rId65">
-        <w:r>
-          <w:rPr>
-            <w:lang w:val="sw_KE" w:bidi="sw_KE"/>
-          </w:rPr>
-          <w:rPr>
-            <w:color w:val="0000EE"/>
-            <w:u w:val="single"/>
-          </w:rPr>
-          <w:t>Mathayo 4:1–11</w:t>
-        </w:r>
-      </w:hyperlink>
-      <w:r>
-        <w:rPr>
-          <w:lang w:val="sw_KE" w:bidi="sw_KE"/>
-        </w:rPr>
-        <w:t xml:space="preserve">; </w:t>
-      </w:r>
-      <w:hyperlink r:id="rId71">
-        <w:r>
-          <w:rPr>
-            <w:lang w:val="sw_KE" w:bidi="sw_KE"/>
-          </w:rPr>
-          <w:rPr>
-            <w:color w:val="0000EE"/>
-            <w:u w:val="single"/>
-          </w:rPr>
-          <w:t>6:13</w:t>
-        </w:r>
-      </w:hyperlink>
-      <w:r>
-        <w:rPr>
-          <w:lang w:val="sw_KE" w:bidi="sw_KE"/>
-        </w:rPr>
-        <w:t xml:space="preserve">; </w:t>
-      </w:r>
-      <w:hyperlink r:id="rId82">
-        <w:r>
-          <w:rPr>
-            <w:lang w:val="sw_KE" w:bidi="sw_KE"/>
-          </w:rPr>
-          <w:rPr>
-            <w:color w:val="0000EE"/>
-            <w:u w:val="single"/>
-          </w:rPr>
-          <w:t>16:23</w:t>
-        </w:r>
-      </w:hyperlink>
+      <w:r>
+        <w:rPr>
+          <w:lang w:val="sw_KE" w:bidi="sw_KE"/>
+        </w:rPr>
+        <w:t>Mathayo 4:1–11</w:t>
+      </w:r>
+      <w:r>
+        <w:rPr>
+          <w:lang w:val="sw_KE" w:bidi="sw_KE"/>
+        </w:rPr>
+        <w:t xml:space="preserve">; </w:t>
+      </w:r>
+      <w:r>
+        <w:rPr>
+          <w:lang w:val="sw_KE" w:bidi="sw_KE"/>
+        </w:rPr>
+        <w:t>6:13</w:t>
+      </w:r>
+      <w:r>
+        <w:rPr>
+          <w:lang w:val="sw_KE" w:bidi="sw_KE"/>
+        </w:rPr>
+        <w:t xml:space="preserve">; </w:t>
+      </w:r>
+      <w:r>
+        <w:rPr>
+          <w:lang w:val="sw_KE" w:bidi="sw_KE"/>
+        </w:rPr>
+        <w:t>16:23</w:t>
+      </w:r>
       <w:r>
         <w:rPr>
           <w:lang w:val="sw_KE" w:bidi="sw_KE"/>
         </w:rPr>
         <w:t>). Kama wakala wa Mungu kwa ajili ya wokovu wa binadamu, Yesu alikumbana na mashambulizi makali kutoka kwa Shetani (</w:t>
       </w:r>
-      <w:hyperlink r:id="rId65">
-        <w:r>
-          <w:rPr>
-            <w:lang w:val="sw_KE" w:bidi="sw_KE"/>
-          </w:rPr>
-          <w:rPr>
-            <w:color w:val="0000EE"/>
-            <w:u w:val="single"/>
-          </w:rPr>
-          <w:t>Mathayo 4:1–11</w:t>
-        </w:r>
-      </w:hyperlink>
-      <w:r>
-        <w:rPr>
-          <w:lang w:val="sw_KE" w:bidi="sw_KE"/>
-        </w:rPr>
-        <w:t xml:space="preserve">; </w:t>
-      </w:r>
-      <w:hyperlink r:id="rId83">
-        <w:r>
-          <w:rPr>
-            <w:lang w:val="sw_KE" w:bidi="sw_KE"/>
-          </w:rPr>
-          <w:rPr>
-            <w:color w:val="0000EE"/>
-            <w:u w:val="single"/>
-          </w:rPr>
-          <w:t>Yohana 13:27</w:t>
-        </w:r>
-      </w:hyperlink>
+      <w:r>
+        <w:rPr>
+          <w:lang w:val="sw_KE" w:bidi="sw_KE"/>
+        </w:rPr>
+        <w:t>Mathayo 4:1–11</w:t>
+      </w:r>
+      <w:r>
+        <w:rPr>
+          <w:lang w:val="sw_KE" w:bidi="sw_KE"/>
+        </w:rPr>
+        <w:t xml:space="preserve">; </w:t>
+      </w:r>
+      <w:r>
+        <w:rPr>
+          <w:lang w:val="sw_KE" w:bidi="sw_KE"/>
+        </w:rPr>
+        <w:t>Yohana 13:27</w:t>
+      </w:r>
       <w:r>
         <w:rPr>
           <w:lang w:val="sw_KE" w:bidi="sw_KE"/>
         </w:rPr>
         <w:t>). Hata hivyo, Yesu alimshinda Shetani na hatimaye ataondoa nguvu zake zote (</w:t>
       </w:r>
-      <w:hyperlink r:id="rId81">
-        <w:r>
-          <w:rPr>
-            <w:lang w:val="sw_KE" w:bidi="sw_KE"/>
-          </w:rPr>
-          <w:rPr>
-            <w:color w:val="0000EE"/>
-            <w:u w:val="single"/>
-          </w:rPr>
-          <w:t>Mathayo 25:41</w:t>
-        </w:r>
-      </w:hyperlink>
-      <w:r>
-        <w:rPr>
-          <w:lang w:val="sw_KE" w:bidi="sw_KE"/>
-        </w:rPr>
-        <w:t xml:space="preserve">; </w:t>
-      </w:r>
-      <w:hyperlink r:id="rId84">
-        <w:r>
-          <w:rPr>
-            <w:lang w:val="sw_KE" w:bidi="sw_KE"/>
-          </w:rPr>
-          <w:rPr>
-            <w:color w:val="0000EE"/>
-            <w:u w:val="single"/>
-          </w:rPr>
-          <w:t>Yohana 12:31</w:t>
-        </w:r>
-      </w:hyperlink>
-      <w:r>
-        <w:rPr>
-          <w:lang w:val="sw_KE" w:bidi="sw_KE"/>
-        </w:rPr>
-        <w:t xml:space="preserve">; </w:t>
-      </w:r>
-      <w:hyperlink r:id="rId85">
-        <w:r>
-          <w:rPr>
-            <w:lang w:val="sw_KE" w:bidi="sw_KE"/>
-          </w:rPr>
-          <w:rPr>
-            <w:color w:val="0000EE"/>
-            <w:u w:val="single"/>
-          </w:rPr>
-          <w:t>Ufunuo 20:1–10</w:t>
-        </w:r>
-      </w:hyperlink>
+      <w:r>
+        <w:rPr>
+          <w:lang w:val="sw_KE" w:bidi="sw_KE"/>
+        </w:rPr>
+        <w:t>Mathayo 25:41</w:t>
+      </w:r>
+      <w:r>
+        <w:rPr>
+          <w:lang w:val="sw_KE" w:bidi="sw_KE"/>
+        </w:rPr>
+        <w:t xml:space="preserve">; </w:t>
+      </w:r>
+      <w:r>
+        <w:rPr>
+          <w:lang w:val="sw_KE" w:bidi="sw_KE"/>
+        </w:rPr>
+        <w:t>Yohana 12:31</w:t>
+      </w:r>
+      <w:r>
+        <w:rPr>
+          <w:lang w:val="sw_KE" w:bidi="sw_KE"/>
+        </w:rPr>
+        <w:t xml:space="preserve">; </w:t>
+      </w:r>
+      <w:r>
+        <w:rPr>
+          <w:lang w:val="sw_KE" w:bidi="sw_KE"/>
+        </w:rPr>
+        <w:t>Ufunuo 20:1–10</w:t>
+      </w:r>
       <w:r>
         <w:rPr>
           <w:lang w:val="sw_KE" w:bidi="sw_KE"/>
@@ -2141,360 +1631,240 @@
           <w:lang w:val="sw_KE" w:bidi="sw_KE"/>
         </w:rPr>
       </w:r>
-      <w:hyperlink r:id="rId86">
-        <w:r>
-          <w:rPr>
-            <w:lang w:val="sw_KE" w:bidi="sw_KE"/>
-          </w:rPr>
-          <w:rPr>
-            <w:color w:val="0000EE"/>
-            <w:u w:val="single"/>
-          </w:rPr>
-          <w:t>Ayubu 1:6–12</w:t>
-        </w:r>
-      </w:hyperlink>
-      <w:r>
-        <w:rPr>
-          <w:lang w:val="sw_KE" w:bidi="sw_KE"/>
-        </w:rPr>
-        <w:t xml:space="preserve">; </w:t>
-      </w:r>
-      <w:hyperlink r:id="rId87">
-        <w:r>
-          <w:rPr>
-            <w:lang w:val="sw_KE" w:bidi="sw_KE"/>
-          </w:rPr>
-          <w:rPr>
-            <w:color w:val="0000EE"/>
-            <w:u w:val="single"/>
-          </w:rPr>
-          <w:t>2:1–7</w:t>
-        </w:r>
-      </w:hyperlink>
-      <w:r>
-        <w:rPr>
-          <w:lang w:val="sw_KE" w:bidi="sw_KE"/>
-        </w:rPr>
-        <w:t xml:space="preserve">; </w:t>
-      </w:r>
-      <w:hyperlink r:id="rId88">
-        <w:r>
-          <w:rPr>
-            <w:lang w:val="sw_KE" w:bidi="sw_KE"/>
-          </w:rPr>
-          <w:rPr>
-            <w:color w:val="0000EE"/>
-            <w:u w:val="single"/>
-          </w:rPr>
-          <w:t>Zekaria 3:1–2</w:t>
-        </w:r>
-      </w:hyperlink>
-      <w:r>
-        <w:rPr>
-          <w:lang w:val="sw_KE" w:bidi="sw_KE"/>
-        </w:rPr>
-        <w:t xml:space="preserve">; </w:t>
-      </w:r>
-      <w:hyperlink r:id="rId65">
-        <w:r>
-          <w:rPr>
-            <w:lang w:val="sw_KE" w:bidi="sw_KE"/>
-          </w:rPr>
-          <w:rPr>
-            <w:color w:val="0000EE"/>
-            <w:u w:val="single"/>
-          </w:rPr>
-          <w:t>Mathayo 4:1–11</w:t>
-        </w:r>
-      </w:hyperlink>
-      <w:r>
-        <w:rPr>
-          <w:lang w:val="sw_KE" w:bidi="sw_KE"/>
-        </w:rPr>
-        <w:t xml:space="preserve">; </w:t>
-      </w:r>
-      <w:hyperlink r:id="rId72">
-        <w:r>
-          <w:rPr>
-            <w:lang w:val="sw_KE" w:bidi="sw_KE"/>
-          </w:rPr>
-          <w:rPr>
-            <w:color w:val="0000EE"/>
-            <w:u w:val="single"/>
-          </w:rPr>
-          <w:t>13:19</w:t>
-        </w:r>
-      </w:hyperlink>
-      <w:r>
-        <w:rPr>
-          <w:lang w:val="sw_KE" w:bidi="sw_KE"/>
-        </w:rPr>
-        <w:t xml:space="preserve">; </w:t>
-      </w:r>
-      <w:hyperlink r:id="rId82">
-        <w:r>
-          <w:rPr>
-            <w:lang w:val="sw_KE" w:bidi="sw_KE"/>
-          </w:rPr>
-          <w:rPr>
-            <w:color w:val="0000EE"/>
-            <w:u w:val="single"/>
-          </w:rPr>
-          <w:t>16:23</w:t>
-        </w:r>
-      </w:hyperlink>
-      <w:r>
-        <w:rPr>
-          <w:lang w:val="sw_KE" w:bidi="sw_KE"/>
-        </w:rPr>
-        <w:t xml:space="preserve">; </w:t>
-      </w:r>
-      <w:hyperlink r:id="rId89">
-        <w:r>
-          <w:rPr>
-            <w:lang w:val="sw_KE" w:bidi="sw_KE"/>
-          </w:rPr>
-          <w:rPr>
-            <w:color w:val="0000EE"/>
-            <w:u w:val="single"/>
-          </w:rPr>
-          <w:t>Luka 10:17–20</w:t>
-        </w:r>
-      </w:hyperlink>
-      <w:r>
-        <w:rPr>
-          <w:lang w:val="sw_KE" w:bidi="sw_KE"/>
-        </w:rPr>
-        <w:t xml:space="preserve">; </w:t>
-      </w:r>
-      <w:hyperlink r:id="rId90">
-        <w:r>
-          <w:rPr>
-            <w:lang w:val="sw_KE" w:bidi="sw_KE"/>
-          </w:rPr>
-          <w:rPr>
-            <w:color w:val="0000EE"/>
-            <w:u w:val="single"/>
-          </w:rPr>
-          <w:t>13:16</w:t>
-        </w:r>
-      </w:hyperlink>
-      <w:r>
-        <w:rPr>
-          <w:lang w:val="sw_KE" w:bidi="sw_KE"/>
-        </w:rPr>
-        <w:t xml:space="preserve">; </w:t>
-      </w:r>
-      <w:hyperlink r:id="rId91">
-        <w:r>
-          <w:rPr>
-            <w:lang w:val="sw_KE" w:bidi="sw_KE"/>
-          </w:rPr>
-          <w:rPr>
-            <w:color w:val="0000EE"/>
-            <w:u w:val="single"/>
-          </w:rPr>
-          <w:t>22:3</w:t>
-        </w:r>
-      </w:hyperlink>
+      <w:r>
+        <w:rPr>
+          <w:lang w:val="sw_KE" w:bidi="sw_KE"/>
+        </w:rPr>
+        <w:t>Ayubu 1:6–12</w:t>
+      </w:r>
+      <w:r>
+        <w:rPr>
+          <w:lang w:val="sw_KE" w:bidi="sw_KE"/>
+        </w:rPr>
+        <w:t xml:space="preserve">; </w:t>
+      </w:r>
+      <w:r>
+        <w:rPr>
+          <w:lang w:val="sw_KE" w:bidi="sw_KE"/>
+        </w:rPr>
+        <w:t>2:1–7</w:t>
+      </w:r>
+      <w:r>
+        <w:rPr>
+          <w:lang w:val="sw_KE" w:bidi="sw_KE"/>
+        </w:rPr>
+        <w:t xml:space="preserve">; </w:t>
+      </w:r>
+      <w:r>
+        <w:rPr>
+          <w:lang w:val="sw_KE" w:bidi="sw_KE"/>
+        </w:rPr>
+        <w:t>Zekaria 3:1–2</w:t>
+      </w:r>
+      <w:r>
+        <w:rPr>
+          <w:lang w:val="sw_KE" w:bidi="sw_KE"/>
+        </w:rPr>
+        <w:t xml:space="preserve">; </w:t>
+      </w:r>
+      <w:r>
+        <w:rPr>
+          <w:lang w:val="sw_KE" w:bidi="sw_KE"/>
+        </w:rPr>
+        <w:t>Mathayo 4:1–11</w:t>
+      </w:r>
+      <w:r>
+        <w:rPr>
+          <w:lang w:val="sw_KE" w:bidi="sw_KE"/>
+        </w:rPr>
+        <w:t xml:space="preserve">; </w:t>
+      </w:r>
+      <w:r>
+        <w:rPr>
+          <w:lang w:val="sw_KE" w:bidi="sw_KE"/>
+        </w:rPr>
+        <w:t>13:19</w:t>
+      </w:r>
+      <w:r>
+        <w:rPr>
+          <w:lang w:val="sw_KE" w:bidi="sw_KE"/>
+        </w:rPr>
+        <w:t xml:space="preserve">; </w:t>
+      </w:r>
+      <w:r>
+        <w:rPr>
+          <w:lang w:val="sw_KE" w:bidi="sw_KE"/>
+        </w:rPr>
+        <w:t>16:23</w:t>
+      </w:r>
+      <w:r>
+        <w:rPr>
+          <w:lang w:val="sw_KE" w:bidi="sw_KE"/>
+        </w:rPr>
+        <w:t xml:space="preserve">; </w:t>
+      </w:r>
+      <w:r>
+        <w:rPr>
+          <w:lang w:val="sw_KE" w:bidi="sw_KE"/>
+        </w:rPr>
+        <w:t>Luka 10:17–20</w:t>
+      </w:r>
+      <w:r>
+        <w:rPr>
+          <w:lang w:val="sw_KE" w:bidi="sw_KE"/>
+        </w:rPr>
+        <w:t xml:space="preserve">; </w:t>
+      </w:r>
+      <w:r>
+        <w:rPr>
+          <w:lang w:val="sw_KE" w:bidi="sw_KE"/>
+        </w:rPr>
+        <w:t>13:16</w:t>
+      </w:r>
+      <w:r>
+        <w:rPr>
+          <w:lang w:val="sw_KE" w:bidi="sw_KE"/>
+        </w:rPr>
+        <w:t xml:space="preserve">; </w:t>
+      </w:r>
+      <w:r>
+        <w:rPr>
+          <w:lang w:val="sw_KE" w:bidi="sw_KE"/>
+        </w:rPr>
+        <w:t>22:3</w:t>
+      </w:r>
       <w:r>
         <w:rPr>
           <w:lang w:val="sw_KE" w:bidi="sw_KE"/>
         </w:rPr>
         <w:t xml:space="preserve">, </w:t>
       </w:r>
-      <w:hyperlink r:id="rId92">
-        <w:r>
-          <w:rPr>
-            <w:lang w:val="sw_KE" w:bidi="sw_KE"/>
-          </w:rPr>
-          <w:rPr>
-            <w:color w:val="0000EE"/>
-            <w:u w:val="single"/>
-          </w:rPr>
-          <w:t>31–32</w:t>
-        </w:r>
-      </w:hyperlink>
-      <w:r>
-        <w:rPr>
-          <w:lang w:val="sw_KE" w:bidi="sw_KE"/>
-        </w:rPr>
-        <w:t xml:space="preserve">; </w:t>
-      </w:r>
-      <w:hyperlink r:id="rId84">
-        <w:r>
-          <w:rPr>
-            <w:lang w:val="sw_KE" w:bidi="sw_KE"/>
-          </w:rPr>
-          <w:rPr>
-            <w:color w:val="0000EE"/>
-            <w:u w:val="single"/>
-          </w:rPr>
-          <w:t>Yohana 12:31</w:t>
-        </w:r>
-      </w:hyperlink>
-      <w:r>
-        <w:rPr>
-          <w:lang w:val="sw_KE" w:bidi="sw_KE"/>
-        </w:rPr>
-        <w:t xml:space="preserve">; </w:t>
-      </w:r>
-      <w:hyperlink r:id="rId83">
-        <w:r>
-          <w:rPr>
-            <w:lang w:val="sw_KE" w:bidi="sw_KE"/>
-          </w:rPr>
-          <w:rPr>
-            <w:color w:val="0000EE"/>
-            <w:u w:val="single"/>
-          </w:rPr>
-          <w:t>13:27</w:t>
-        </w:r>
-      </w:hyperlink>
-      <w:r>
-        <w:rPr>
-          <w:lang w:val="sw_KE" w:bidi="sw_KE"/>
-        </w:rPr>
-        <w:t xml:space="preserve">; </w:t>
-      </w:r>
-      <w:hyperlink r:id="rId93">
-        <w:r>
-          <w:rPr>
-            <w:lang w:val="sw_KE" w:bidi="sw_KE"/>
-          </w:rPr>
-          <w:rPr>
-            <w:color w:val="0000EE"/>
-            <w:u w:val="single"/>
-          </w:rPr>
-          <w:t>Matendo 5:3</w:t>
-        </w:r>
-      </w:hyperlink>
-      <w:r>
-        <w:rPr>
-          <w:lang w:val="sw_KE" w:bidi="sw_KE"/>
-        </w:rPr>
-        <w:t xml:space="preserve">; </w:t>
-      </w:r>
-      <w:hyperlink r:id="rId94">
-        <w:r>
-          <w:rPr>
-            <w:lang w:val="sw_KE" w:bidi="sw_KE"/>
-          </w:rPr>
-          <w:rPr>
-            <w:color w:val="0000EE"/>
-            <w:u w:val="single"/>
-          </w:rPr>
-          <w:t>26:17–18</w:t>
-        </w:r>
-      </w:hyperlink>
-      <w:r>
-        <w:rPr>
-          <w:lang w:val="sw_KE" w:bidi="sw_KE"/>
-        </w:rPr>
-        <w:t xml:space="preserve">; </w:t>
-      </w:r>
-      <w:hyperlink r:id="rId95">
-        <w:r>
-          <w:rPr>
-            <w:lang w:val="sw_KE" w:bidi="sw_KE"/>
-          </w:rPr>
-          <w:rPr>
-            <w:color w:val="0000EE"/>
-            <w:u w:val="single"/>
-          </w:rPr>
-          <w:t>2 Wakorintho 4:4</w:t>
-        </w:r>
-      </w:hyperlink>
-      <w:r>
-        <w:rPr>
-          <w:lang w:val="sw_KE" w:bidi="sw_KE"/>
-        </w:rPr>
-        <w:t xml:space="preserve">; </w:t>
-      </w:r>
-      <w:hyperlink r:id="rId96">
-        <w:r>
-          <w:rPr>
-            <w:lang w:val="sw_KE" w:bidi="sw_KE"/>
-          </w:rPr>
-          <w:rPr>
-            <w:color w:val="0000EE"/>
-            <w:u w:val="single"/>
-          </w:rPr>
-          <w:t>11:13–14</w:t>
-        </w:r>
-      </w:hyperlink>
-      <w:r>
-        <w:rPr>
-          <w:lang w:val="sw_KE" w:bidi="sw_KE"/>
-        </w:rPr>
-        <w:t xml:space="preserve">; </w:t>
-      </w:r>
-      <w:hyperlink r:id="rId97">
-        <w:r>
-          <w:rPr>
-            <w:lang w:val="sw_KE" w:bidi="sw_KE"/>
-          </w:rPr>
-          <w:rPr>
-            <w:color w:val="0000EE"/>
-            <w:u w:val="single"/>
-          </w:rPr>
-          <w:t>1 Timotheo 2:14</w:t>
-        </w:r>
-      </w:hyperlink>
-      <w:r>
-        <w:rPr>
-          <w:lang w:val="sw_KE" w:bidi="sw_KE"/>
-        </w:rPr>
-        <w:t xml:space="preserve">; </w:t>
-      </w:r>
-      <w:hyperlink r:id="rId98">
-        <w:r>
-          <w:rPr>
-            <w:lang w:val="sw_KE" w:bidi="sw_KE"/>
-          </w:rPr>
-          <w:rPr>
-            <w:color w:val="0000EE"/>
-            <w:u w:val="single"/>
-          </w:rPr>
-          <w:t>5:15</w:t>
-        </w:r>
-      </w:hyperlink>
-      <w:r>
-        <w:rPr>
-          <w:lang w:val="sw_KE" w:bidi="sw_KE"/>
-        </w:rPr>
-        <w:t xml:space="preserve">; </w:t>
-      </w:r>
-      <w:hyperlink r:id="rId99">
-        <w:r>
-          <w:rPr>
-            <w:lang w:val="sw_KE" w:bidi="sw_KE"/>
-          </w:rPr>
-          <w:rPr>
-            <w:color w:val="0000EE"/>
-            <w:u w:val="single"/>
-          </w:rPr>
-          <w:t>Ufunuo 12:9</w:t>
-        </w:r>
-      </w:hyperlink>
-      <w:r>
-        <w:rPr>
-          <w:lang w:val="sw_KE" w:bidi="sw_KE"/>
-        </w:rPr>
-        <w:t xml:space="preserve">; </w:t>
-      </w:r>
-      <w:hyperlink r:id="rId85">
-        <w:r>
-          <w:rPr>
-            <w:lang w:val="sw_KE" w:bidi="sw_KE"/>
-          </w:rPr>
-          <w:rPr>
-            <w:color w:val="0000EE"/>
-            <w:u w:val="single"/>
-          </w:rPr>
-          <w:t>20:1–10</w:t>
-        </w:r>
-      </w:hyperlink>
+      <w:r>
+        <w:rPr>
+          <w:lang w:val="sw_KE" w:bidi="sw_KE"/>
+        </w:rPr>
+        <w:t>31–32</w:t>
+      </w:r>
+      <w:r>
+        <w:rPr>
+          <w:lang w:val="sw_KE" w:bidi="sw_KE"/>
+        </w:rPr>
+        <w:t xml:space="preserve">; </w:t>
+      </w:r>
+      <w:r>
+        <w:rPr>
+          <w:lang w:val="sw_KE" w:bidi="sw_KE"/>
+        </w:rPr>
+        <w:t>Yohana 12:31</w:t>
+      </w:r>
+      <w:r>
+        <w:rPr>
+          <w:lang w:val="sw_KE" w:bidi="sw_KE"/>
+        </w:rPr>
+        <w:t xml:space="preserve">; </w:t>
+      </w:r>
+      <w:r>
+        <w:rPr>
+          <w:lang w:val="sw_KE" w:bidi="sw_KE"/>
+        </w:rPr>
+        <w:t>13:27</w:t>
+      </w:r>
+      <w:r>
+        <w:rPr>
+          <w:lang w:val="sw_KE" w:bidi="sw_KE"/>
+        </w:rPr>
+        <w:t xml:space="preserve">; </w:t>
+      </w:r>
+      <w:r>
+        <w:rPr>
+          <w:lang w:val="sw_KE" w:bidi="sw_KE"/>
+        </w:rPr>
+        <w:t>Matendo 5:3</w:t>
+      </w:r>
+      <w:r>
+        <w:rPr>
+          <w:lang w:val="sw_KE" w:bidi="sw_KE"/>
+        </w:rPr>
+        <w:t xml:space="preserve">; </w:t>
+      </w:r>
+      <w:r>
+        <w:rPr>
+          <w:lang w:val="sw_KE" w:bidi="sw_KE"/>
+        </w:rPr>
+        <w:t>26:17–18</w:t>
+      </w:r>
+      <w:r>
+        <w:rPr>
+          <w:lang w:val="sw_KE" w:bidi="sw_KE"/>
+        </w:rPr>
+        <w:t xml:space="preserve">; </w:t>
+      </w:r>
+      <w:r>
+        <w:rPr>
+          <w:lang w:val="sw_KE" w:bidi="sw_KE"/>
+        </w:rPr>
+        <w:t>2 Wakorintho 4:4</w:t>
+      </w:r>
+      <w:r>
+        <w:rPr>
+          <w:lang w:val="sw_KE" w:bidi="sw_KE"/>
+        </w:rPr>
+        <w:t xml:space="preserve">; </w:t>
+      </w:r>
+      <w:r>
+        <w:rPr>
+          <w:lang w:val="sw_KE" w:bidi="sw_KE"/>
+        </w:rPr>
+        <w:t>11:13–14</w:t>
+      </w:r>
+      <w:r>
+        <w:rPr>
+          <w:lang w:val="sw_KE" w:bidi="sw_KE"/>
+        </w:rPr>
+        <w:t xml:space="preserve">; </w:t>
+      </w:r>
+      <w:r>
+        <w:rPr>
+          <w:lang w:val="sw_KE" w:bidi="sw_KE"/>
+        </w:rPr>
+        <w:t>1 Timotheo 2:14</w:t>
+      </w:r>
+      <w:r>
+        <w:rPr>
+          <w:lang w:val="sw_KE" w:bidi="sw_KE"/>
+        </w:rPr>
+        <w:t xml:space="preserve">; </w:t>
+      </w:r>
+      <w:r>
+        <w:rPr>
+          <w:lang w:val="sw_KE" w:bidi="sw_KE"/>
+        </w:rPr>
+        <w:t>5:15</w:t>
+      </w:r>
+      <w:r>
+        <w:rPr>
+          <w:lang w:val="sw_KE" w:bidi="sw_KE"/>
+        </w:rPr>
+        <w:t xml:space="preserve">; </w:t>
+      </w:r>
+      <w:r>
+        <w:rPr>
+          <w:lang w:val="sw_KE" w:bidi="sw_KE"/>
+        </w:rPr>
+        <w:t>Ufunuo 12:9</w:t>
+      </w:r>
+      <w:r>
+        <w:rPr>
+          <w:lang w:val="sw_KE" w:bidi="sw_KE"/>
+        </w:rPr>
+        <w:t xml:space="preserve">; </w:t>
+      </w:r>
+      <w:r>
+        <w:rPr>
+          <w:lang w:val="sw_KE" w:bidi="sw_KE"/>
+        </w:rPr>
+        <w:t>20:1–10</w:t>
+      </w:r>
       <w:r>
         <w:rPr>
           <w:lang w:val="sw_KE" w:bidi="sw_KE"/>
@@ -2596,54 +1966,36 @@
         </w:rPr>
         <w:t xml:space="preserve"> linapatikana mara sabini na nane katika Agano la Kale, lakini mara tatu tu linaonekana likimaanisha kitu cha kimwili (</w:t>
       </w:r>
-      <w:hyperlink r:id="rId100">
-        <w:r>
-          <w:rPr>
-            <w:lang w:val="sw_KE" w:bidi="sw_KE"/>
-          </w:rPr>
-          <w:rPr>
-            <w:color w:val="0000EE"/>
-            <w:u w:val="single"/>
-          </w:rPr>
-          <w:t>Zaburi 62:9</w:t>
-        </w:r>
-      </w:hyperlink>
-      <w:r>
-        <w:rPr>
-          <w:lang w:val="sw_KE" w:bidi="sw_KE"/>
-        </w:rPr>
-        <w:t xml:space="preserve">; </w:t>
-      </w:r>
-      <w:hyperlink r:id="rId101">
-        <w:r>
-          <w:rPr>
-            <w:lang w:val="sw_KE" w:bidi="sw_KE"/>
-          </w:rPr>
-          <w:rPr>
-            <w:color w:val="0000EE"/>
-            <w:u w:val="single"/>
-          </w:rPr>
-          <w:t>Mithali 21:6</w:t>
-        </w:r>
-      </w:hyperlink>
-      <w:r>
-        <w:rPr>
-          <w:lang w:val="sw_KE" w:bidi="sw_KE"/>
-        </w:rPr>
-        <w:t xml:space="preserve">; </w:t>
-      </w:r>
-      <w:hyperlink r:id="rId102">
-        <w:r>
-          <w:rPr>
-            <w:lang w:val="sw_KE" w:bidi="sw_KE"/>
-          </w:rPr>
-          <w:rPr>
-            <w:color w:val="0000EE"/>
-            <w:u w:val="single"/>
-          </w:rPr>
-          <w:t>Isaya 57:13</w:t>
-        </w:r>
-      </w:hyperlink>
+      <w:r>
+        <w:rPr>
+          <w:lang w:val="sw_KE" w:bidi="sw_KE"/>
+        </w:rPr>
+        <w:t>Zaburi 62:9</w:t>
+      </w:r>
+      <w:r>
+        <w:rPr>
+          <w:lang w:val="sw_KE" w:bidi="sw_KE"/>
+        </w:rPr>
+        <w:t xml:space="preserve">; </w:t>
+      </w:r>
+      <w:r>
+        <w:rPr>
+          <w:lang w:val="sw_KE" w:bidi="sw_KE"/>
+        </w:rPr>
+        <w:t>Mithali 21:6</w:t>
+      </w:r>
+      <w:r>
+        <w:rPr>
+          <w:lang w:val="sw_KE" w:bidi="sw_KE"/>
+        </w:rPr>
+        <w:t xml:space="preserve">; </w:t>
+      </w:r>
+      <w:r>
+        <w:rPr>
+          <w:lang w:val="sw_KE" w:bidi="sw_KE"/>
+        </w:rPr>
+        <w:t>Isaya 57:13</w:t>
+      </w:r>
       <w:r>
         <w:rPr>
           <w:lang w:val="sw_KE" w:bidi="sw_KE"/>
@@ -2664,36 +2016,24 @@
         </w:rPr>
         <w:t>Neno hilo mara nyingi linaelezea ukosefu wa dutu, ukosefu wa uhalisia, na ukosefu wa thamani wa miungu ya uongo (</w:t>
       </w:r>
-      <w:hyperlink r:id="rId103">
-        <w:r>
-          <w:rPr>
-            <w:lang w:val="sw_KE" w:bidi="sw_KE"/>
-          </w:rPr>
-          <w:rPr>
-            <w:color w:val="0000EE"/>
-            <w:u w:val="single"/>
-          </w:rPr>
-          <w:t>Kumbukumbu la Torati 32:21</w:t>
-        </w:r>
-      </w:hyperlink>
-      <w:r>
-        <w:rPr>
-          <w:lang w:val="sw_KE" w:bidi="sw_KE"/>
-        </w:rPr>
-        <w:t xml:space="preserve">; </w:t>
-      </w:r>
-      <w:hyperlink r:id="rId104">
-        <w:r>
-          <w:rPr>
-            <w:lang w:val="sw_KE" w:bidi="sw_KE"/>
-          </w:rPr>
-          <w:rPr>
-            <w:color w:val="0000EE"/>
-            <w:u w:val="single"/>
-          </w:rPr>
-          <w:t>2 Wafalme 17:15</w:t>
-        </w:r>
-      </w:hyperlink>
+      <w:r>
+        <w:rPr>
+          <w:lang w:val="sw_KE" w:bidi="sw_KE"/>
+        </w:rPr>
+        <w:t>Kumbukumbu la Torati 32:21</w:t>
+      </w:r>
+      <w:r>
+        <w:rPr>
+          <w:lang w:val="sw_KE" w:bidi="sw_KE"/>
+        </w:rPr>
+        <w:t xml:space="preserve">; </w:t>
+      </w:r>
+      <w:r>
+        <w:rPr>
+          <w:lang w:val="sw_KE" w:bidi="sw_KE"/>
+        </w:rPr>
+        <w:t>2 Wafalme 17:15</w:t>
+      </w:r>
       <w:r>
         <w:rPr>
           <w:lang w:val="sw_KE" w:bidi="sw_KE"/>
@@ -2726,90 +2066,60 @@
         </w:rPr>
         <w:t xml:space="preserve"> inawakilisha jinsi maisha yalivyo mafupi na ya muda mfupi, kama mvuke (</w:t>
       </w:r>
-      <w:hyperlink r:id="rId105">
-        <w:r>
-          <w:rPr>
-            <w:lang w:val="sw_KE" w:bidi="sw_KE"/>
-          </w:rPr>
-          <w:rPr>
-            <w:color w:val="0000EE"/>
-            <w:u w:val="single"/>
-          </w:rPr>
-          <w:t>Ayubu 7:16</w:t>
-        </w:r>
-      </w:hyperlink>
-      <w:r>
-        <w:rPr>
-          <w:lang w:val="sw_KE" w:bidi="sw_KE"/>
-        </w:rPr>
-        <w:t xml:space="preserve">; </w:t>
-      </w:r>
-      <w:hyperlink r:id="rId106">
-        <w:r>
-          <w:rPr>
-            <w:lang w:val="sw_KE" w:bidi="sw_KE"/>
-          </w:rPr>
-          <w:rPr>
-            <w:color w:val="0000EE"/>
-            <w:u w:val="single"/>
-          </w:rPr>
-          <w:t>Zaburi 144:4</w:t>
-        </w:r>
-      </w:hyperlink>
+      <w:r>
+        <w:rPr>
+          <w:lang w:val="sw_KE" w:bidi="sw_KE"/>
+        </w:rPr>
+        <w:t>Ayubu 7:16</w:t>
+      </w:r>
+      <w:r>
+        <w:rPr>
+          <w:lang w:val="sw_KE" w:bidi="sw_KE"/>
+        </w:rPr>
+        <w:t xml:space="preserve">; </w:t>
+      </w:r>
+      <w:r>
+        <w:rPr>
+          <w:lang w:val="sw_KE" w:bidi="sw_KE"/>
+        </w:rPr>
+        <w:t>Zaburi 144:4</w:t>
+      </w:r>
       <w:r>
         <w:rPr>
           <w:lang w:val="sw_KE" w:bidi="sw_KE"/>
         </w:rPr>
         <w:t>). Katika hali nyingine, inahusu jinsi maisha yanavyoweza kuwa yasiyo na maana na ya kukatisha tamaa (</w:t>
       </w:r>
-      <w:hyperlink r:id="rId107">
-        <w:r>
-          <w:rPr>
-            <w:lang w:val="sw_KE" w:bidi="sw_KE"/>
-          </w:rPr>
-          <w:rPr>
-            <w:color w:val="0000EE"/>
-            <w:u w:val="single"/>
-          </w:rPr>
-          <w:t>Zaburi 78:33</w:t>
-        </w:r>
-      </w:hyperlink>
-      <w:r>
-        <w:rPr>
-          <w:lang w:val="sw_KE" w:bidi="sw_KE"/>
-        </w:rPr>
-        <w:t xml:space="preserve">; </w:t>
-      </w:r>
-      <w:hyperlink r:id="rId108">
-        <w:r>
-          <w:rPr>
-            <w:lang w:val="sw_KE" w:bidi="sw_KE"/>
-          </w:rPr>
-          <w:rPr>
-            <w:color w:val="0000EE"/>
-            <w:u w:val="single"/>
-          </w:rPr>
-          <w:t>94:11</w:t>
-        </w:r>
-      </w:hyperlink>
-      <w:r>
-        <w:rPr>
-          <w:lang w:val="sw_KE" w:bidi="sw_KE"/>
-        </w:rPr>
-        <w:t xml:space="preserve">; </w:t>
-      </w:r>
-      <w:hyperlink r:id="rId109">
-        <w:r>
-          <w:rPr>
-            <w:lang w:val="sw_KE" w:bidi="sw_KE"/>
-          </w:rPr>
-          <w:rPr>
-            <w:color w:val="0000EE"/>
-            <w:u w:val="single"/>
-          </w:rPr>
-          <w:t>Isaya 49:4</w:t>
-        </w:r>
-      </w:hyperlink>
+      <w:r>
+        <w:rPr>
+          <w:lang w:val="sw_KE" w:bidi="sw_KE"/>
+        </w:rPr>
+        <w:t>Zaburi 78:33</w:t>
+      </w:r>
+      <w:r>
+        <w:rPr>
+          <w:lang w:val="sw_KE" w:bidi="sw_KE"/>
+        </w:rPr>
+        <w:t xml:space="preserve">; </w:t>
+      </w:r>
+      <w:r>
+        <w:rPr>
+          <w:lang w:val="sw_KE" w:bidi="sw_KE"/>
+        </w:rPr>
+        <w:t>94:11</w:t>
+      </w:r>
+      <w:r>
+        <w:rPr>
+          <w:lang w:val="sw_KE" w:bidi="sw_KE"/>
+        </w:rPr>
+        <w:t xml:space="preserve">; </w:t>
+      </w:r>
+      <w:r>
+        <w:rPr>
+          <w:lang w:val="sw_KE" w:bidi="sw_KE"/>
+        </w:rPr>
+        <w:t>Isaya 49:4</w:t>
+      </w:r>
       <w:r>
         <w:rPr>
           <w:lang w:val="sw_KE" w:bidi="sw_KE"/>
@@ -2950,18 +2260,12 @@
         </w:rPr>
         <w:t xml:space="preserve">Kwenye Agano Jipya, wazo kama hilo linaonekana katika </w:t>
       </w:r>
-      <w:hyperlink r:id="rId110">
-        <w:r>
-          <w:rPr>
-            <w:lang w:val="sw_KE" w:bidi="sw_KE"/>
-          </w:rPr>
-          <w:rPr>
-            <w:color w:val="0000EE"/>
-            <w:u w:val="single"/>
-          </w:rPr>
-          <w:t>Yakobo 4:13–15</w:t>
-        </w:r>
-      </w:hyperlink>
+      <w:r>
+        <w:rPr>
+          <w:lang w:val="sw_KE" w:bidi="sw_KE"/>
+        </w:rPr>
+        <w:t>Yakobo 4:13–15</w:t>
+      </w:r>
       <w:r>
         <w:rPr>
           <w:lang w:val="sw_KE" w:bidi="sw_KE"/>
@@ -2995,18 +2299,12 @@
         </w:rPr>
         <w:t>Unaposoma Mhubiri, kumbuka kwamba mzizi wa neno ni "pumzi" au "mvuke," ambayo inaunga mkono sitiari. Ufupi na changamoto za maisha zinaweza kuhisi kukatisha tamaa. Hii inapaswa kututia moyo kufanya kazi kwa bidii na kwa busara, na kufurahia maisha inapowezekana. Sote tumepitia matukio yasiyo ya haki maishani, kama vile mtu mpumbavu kufanikiwa au dhuluma isiyo na adhabu. Mambo haya yanaeleweka zaidi tunapokumbuka kwamba Mungu yuko katika udhibiti. Mungu atahukumu kila kitu tunachofanya, pamoja na siri zote, iwe nzuri au mbaya (</w:t>
       </w:r>
-      <w:hyperlink r:id="rId111">
-        <w:r>
-          <w:rPr>
-            <w:lang w:val="sw_KE" w:bidi="sw_KE"/>
-          </w:rPr>
-          <w:rPr>
-            <w:color w:val="0000EE"/>
-            <w:u w:val="single"/>
-          </w:rPr>
-          <w:t>Mhubiri 12:14</w:t>
-        </w:r>
-      </w:hyperlink>
+      <w:r>
+        <w:rPr>
+          <w:lang w:val="sw_KE" w:bidi="sw_KE"/>
+        </w:rPr>
+        <w:t>Mhubiri 12:14</w:t>
+      </w:r>
       <w:r>
         <w:rPr>
           <w:lang w:val="sw_KE" w:bidi="sw_KE"/>
@@ -3036,216 +2334,144 @@
           <w:lang w:val="sw_KE" w:bidi="sw_KE"/>
         </w:rPr>
       </w:r>
-      <w:hyperlink r:id="rId103">
-        <w:r>
-          <w:rPr>
-            <w:lang w:val="sw_KE" w:bidi="sw_KE"/>
-          </w:rPr>
-          <w:rPr>
-            <w:color w:val="0000EE"/>
-            <w:u w:val="single"/>
-          </w:rPr>
-          <w:t>Kumbukumbu la Torati 32:21</w:t>
-        </w:r>
-      </w:hyperlink>
-      <w:r>
-        <w:rPr>
-          <w:lang w:val="sw_KE" w:bidi="sw_KE"/>
-        </w:rPr>
-        <w:t xml:space="preserve">; </w:t>
-      </w:r>
-      <w:hyperlink r:id="rId104">
-        <w:r>
-          <w:rPr>
-            <w:lang w:val="sw_KE" w:bidi="sw_KE"/>
-          </w:rPr>
-          <w:rPr>
-            <w:color w:val="0000EE"/>
-            <w:u w:val="single"/>
-          </w:rPr>
-          <w:t>2 Wafalme 17:15</w:t>
-        </w:r>
-      </w:hyperlink>
-      <w:r>
-        <w:rPr>
-          <w:lang w:val="sw_KE" w:bidi="sw_KE"/>
-        </w:rPr>
-        <w:t xml:space="preserve">; </w:t>
-      </w:r>
-      <w:hyperlink r:id="rId105">
-        <w:r>
-          <w:rPr>
-            <w:lang w:val="sw_KE" w:bidi="sw_KE"/>
-          </w:rPr>
-          <w:rPr>
-            <w:color w:val="0000EE"/>
-            <w:u w:val="single"/>
-          </w:rPr>
-          <w:t>Ayubu 7:16</w:t>
-        </w:r>
-      </w:hyperlink>
-      <w:r>
-        <w:rPr>
-          <w:lang w:val="sw_KE" w:bidi="sw_KE"/>
-        </w:rPr>
-        <w:t xml:space="preserve">; </w:t>
-      </w:r>
-      <w:hyperlink r:id="rId100">
-        <w:r>
-          <w:rPr>
-            <w:lang w:val="sw_KE" w:bidi="sw_KE"/>
-          </w:rPr>
-          <w:rPr>
-            <w:color w:val="0000EE"/>
-            <w:u w:val="single"/>
-          </w:rPr>
-          <w:t>Zaburi 62:9</w:t>
-        </w:r>
-      </w:hyperlink>
-      <w:r>
-        <w:rPr>
-          <w:lang w:val="sw_KE" w:bidi="sw_KE"/>
-        </w:rPr>
-        <w:t xml:space="preserve">; </w:t>
-      </w:r>
-      <w:hyperlink r:id="rId107">
-        <w:r>
-          <w:rPr>
-            <w:lang w:val="sw_KE" w:bidi="sw_KE"/>
-          </w:rPr>
-          <w:rPr>
-            <w:color w:val="0000EE"/>
-            <w:u w:val="single"/>
-          </w:rPr>
-          <w:t>78:33</w:t>
-        </w:r>
-      </w:hyperlink>
-      <w:r>
-        <w:rPr>
-          <w:lang w:val="sw_KE" w:bidi="sw_KE"/>
-        </w:rPr>
-        <w:t xml:space="preserve">; </w:t>
-      </w:r>
-      <w:hyperlink r:id="rId108">
-        <w:r>
-          <w:rPr>
-            <w:lang w:val="sw_KE" w:bidi="sw_KE"/>
-          </w:rPr>
-          <w:rPr>
-            <w:color w:val="0000EE"/>
-            <w:u w:val="single"/>
-          </w:rPr>
-          <w:t>94:11</w:t>
-        </w:r>
-      </w:hyperlink>
-      <w:r>
-        <w:rPr>
-          <w:lang w:val="sw_KE" w:bidi="sw_KE"/>
-        </w:rPr>
-        <w:t xml:space="preserve">; </w:t>
-      </w:r>
-      <w:hyperlink r:id="rId106">
-        <w:r>
-          <w:rPr>
-            <w:lang w:val="sw_KE" w:bidi="sw_KE"/>
-          </w:rPr>
-          <w:rPr>
-            <w:color w:val="0000EE"/>
-            <w:u w:val="single"/>
-          </w:rPr>
-          <w:t>144:4</w:t>
-        </w:r>
-      </w:hyperlink>
-      <w:r>
-        <w:rPr>
-          <w:lang w:val="sw_KE" w:bidi="sw_KE"/>
-        </w:rPr>
-        <w:t xml:space="preserve">; </w:t>
-      </w:r>
-      <w:hyperlink r:id="rId101">
-        <w:r>
-          <w:rPr>
-            <w:lang w:val="sw_KE" w:bidi="sw_KE"/>
-          </w:rPr>
-          <w:rPr>
-            <w:color w:val="0000EE"/>
-            <w:u w:val="single"/>
-          </w:rPr>
-          <w:t>Mithali 21:6</w:t>
-        </w:r>
-      </w:hyperlink>
-      <w:r>
-        <w:rPr>
-          <w:lang w:val="sw_KE" w:bidi="sw_KE"/>
-        </w:rPr>
-        <w:t xml:space="preserve">; </w:t>
-      </w:r>
-      <w:hyperlink r:id="rId112">
-        <w:r>
-          <w:rPr>
-            <w:lang w:val="sw_KE" w:bidi="sw_KE"/>
-          </w:rPr>
-          <w:rPr>
-            <w:color w:val="0000EE"/>
-            <w:u w:val="single"/>
-          </w:rPr>
-          <w:t>Mhubiri 1:2</w:t>
-        </w:r>
-      </w:hyperlink>
-      <w:r>
-        <w:rPr>
-          <w:lang w:val="sw_KE" w:bidi="sw_KE"/>
-        </w:rPr>
-        <w:t xml:space="preserve">; </w:t>
-      </w:r>
-      <w:hyperlink r:id="rId113">
-        <w:r>
-          <w:rPr>
-            <w:lang w:val="sw_KE" w:bidi="sw_KE"/>
-          </w:rPr>
-          <w:rPr>
-            <w:color w:val="0000EE"/>
-            <w:u w:val="single"/>
-          </w:rPr>
-          <w:t>Isaya 30:7</w:t>
-        </w:r>
-      </w:hyperlink>
-      <w:r>
-        <w:rPr>
-          <w:lang w:val="sw_KE" w:bidi="sw_KE"/>
-        </w:rPr>
-        <w:t xml:space="preserve">; </w:t>
-      </w:r>
-      <w:hyperlink r:id="rId109">
-        <w:r>
-          <w:rPr>
-            <w:lang w:val="sw_KE" w:bidi="sw_KE"/>
-          </w:rPr>
-          <w:rPr>
-            <w:color w:val="0000EE"/>
-            <w:u w:val="single"/>
-          </w:rPr>
-          <w:t>49:4</w:t>
-        </w:r>
-      </w:hyperlink>
-      <w:r>
-        <w:rPr>
-          <w:lang w:val="sw_KE" w:bidi="sw_KE"/>
-        </w:rPr>
-        <w:t xml:space="preserve">; </w:t>
-      </w:r>
-      <w:hyperlink r:id="rId102">
-        <w:r>
-          <w:rPr>
-            <w:lang w:val="sw_KE" w:bidi="sw_KE"/>
-          </w:rPr>
-          <w:rPr>
-            <w:color w:val="0000EE"/>
-            <w:u w:val="single"/>
-          </w:rPr>
-          <w:t>57:13</w:t>
-        </w:r>
-      </w:hyperlink>
+      <w:r>
+        <w:rPr>
+          <w:lang w:val="sw_KE" w:bidi="sw_KE"/>
+        </w:rPr>
+        <w:t>Kumbukumbu la Torati 32:21</w:t>
+      </w:r>
+      <w:r>
+        <w:rPr>
+          <w:lang w:val="sw_KE" w:bidi="sw_KE"/>
+        </w:rPr>
+        <w:t xml:space="preserve">; </w:t>
+      </w:r>
+      <w:r>
+        <w:rPr>
+          <w:lang w:val="sw_KE" w:bidi="sw_KE"/>
+        </w:rPr>
+        <w:t>2 Wafalme 17:15</w:t>
+      </w:r>
+      <w:r>
+        <w:rPr>
+          <w:lang w:val="sw_KE" w:bidi="sw_KE"/>
+        </w:rPr>
+        <w:t xml:space="preserve">; </w:t>
+      </w:r>
+      <w:r>
+        <w:rPr>
+          <w:lang w:val="sw_KE" w:bidi="sw_KE"/>
+        </w:rPr>
+        <w:t>Ayubu 7:16</w:t>
+      </w:r>
+      <w:r>
+        <w:rPr>
+          <w:lang w:val="sw_KE" w:bidi="sw_KE"/>
+        </w:rPr>
+        <w:t xml:space="preserve">; </w:t>
+      </w:r>
+      <w:r>
+        <w:rPr>
+          <w:lang w:val="sw_KE" w:bidi="sw_KE"/>
+        </w:rPr>
+        <w:t>Zaburi 62:9</w:t>
+      </w:r>
+      <w:r>
+        <w:rPr>
+          <w:lang w:val="sw_KE" w:bidi="sw_KE"/>
+        </w:rPr>
+        <w:t xml:space="preserve">; </w:t>
+      </w:r>
+      <w:r>
+        <w:rPr>
+          <w:lang w:val="sw_KE" w:bidi="sw_KE"/>
+        </w:rPr>
+        <w:t>78:33</w:t>
+      </w:r>
+      <w:r>
+        <w:rPr>
+          <w:lang w:val="sw_KE" w:bidi="sw_KE"/>
+        </w:rPr>
+        <w:t xml:space="preserve">; </w:t>
+      </w:r>
+      <w:r>
+        <w:rPr>
+          <w:lang w:val="sw_KE" w:bidi="sw_KE"/>
+        </w:rPr>
+        <w:t>94:11</w:t>
+      </w:r>
+      <w:r>
+        <w:rPr>
+          <w:lang w:val="sw_KE" w:bidi="sw_KE"/>
+        </w:rPr>
+        <w:t xml:space="preserve">; </w:t>
+      </w:r>
+      <w:r>
+        <w:rPr>
+          <w:lang w:val="sw_KE" w:bidi="sw_KE"/>
+        </w:rPr>
+        <w:t>144:4</w:t>
+      </w:r>
+      <w:r>
+        <w:rPr>
+          <w:lang w:val="sw_KE" w:bidi="sw_KE"/>
+        </w:rPr>
+        <w:t xml:space="preserve">; </w:t>
+      </w:r>
+      <w:r>
+        <w:rPr>
+          <w:lang w:val="sw_KE" w:bidi="sw_KE"/>
+        </w:rPr>
+        <w:t>Mithali 21:6</w:t>
+      </w:r>
+      <w:r>
+        <w:rPr>
+          <w:lang w:val="sw_KE" w:bidi="sw_KE"/>
+        </w:rPr>
+        <w:t xml:space="preserve">; </w:t>
+      </w:r>
+      <w:r>
+        <w:rPr>
+          <w:lang w:val="sw_KE" w:bidi="sw_KE"/>
+        </w:rPr>
+        <w:t>Mhubiri 1:2</w:t>
+      </w:r>
+      <w:r>
+        <w:rPr>
+          <w:lang w:val="sw_KE" w:bidi="sw_KE"/>
+        </w:rPr>
+        <w:t xml:space="preserve">; </w:t>
+      </w:r>
+      <w:r>
+        <w:rPr>
+          <w:lang w:val="sw_KE" w:bidi="sw_KE"/>
+        </w:rPr>
+        <w:t>Isaya 30:7</w:t>
+      </w:r>
+      <w:r>
+        <w:rPr>
+          <w:lang w:val="sw_KE" w:bidi="sw_KE"/>
+        </w:rPr>
+        <w:t xml:space="preserve">; </w:t>
+      </w:r>
+      <w:r>
+        <w:rPr>
+          <w:lang w:val="sw_KE" w:bidi="sw_KE"/>
+        </w:rPr>
+        <w:t>49:4</w:t>
+      </w:r>
+      <w:r>
+        <w:rPr>
+          <w:lang w:val="sw_KE" w:bidi="sw_KE"/>
+        </w:rPr>
+        <w:t xml:space="preserve">; </w:t>
+      </w:r>
+      <w:r>
+        <w:rPr>
+          <w:lang w:val="sw_KE" w:bidi="sw_KE"/>
+        </w:rPr>
+        <w:t>57:13</w:t>
+      </w:r>
       <w:r>
         <w:rPr>
           <w:lang w:val="sw_KE" w:bidi="sw_KE"/>
